--- a/Ciclo 02 - 2026/COS 1/Practica02_COS.docx
+++ b/Ciclo 02 - 2026/COS 1/Practica02_COS.docx
@@ -3,11 +3,722 @@
 <w:document xmlns:wpc="http://schemas.microsoft.com/office/word/2010/wordprocessingCanvas" xmlns:cx="http://schemas.microsoft.com/office/drawing/2014/chartex" xmlns:cx1="http://schemas.microsoft.com/office/drawing/2015/9/8/chartex" xmlns:cx2="http://schemas.microsoft.com/office/drawing/2015/10/21/chartex" xmlns:cx3="http://schemas.microsoft.com/office/drawing/2016/5/9/chartex" xmlns:cx4="http://schemas.microsoft.com/office/drawing/2016/5/10/chartex" xmlns:cx5="http://schemas.microsoft.com/office/drawing/2016/5/11/chartex" xmlns:cx6="http://schemas.microsoft.com/office/drawing/2016/5/12/chartex" xmlns:cx7="http://schemas.microsoft.com/office/drawing/2016/5/13/chartex" xmlns:cx8="http://schemas.microsoft.com/office/drawing/2016/5/14/chartex" xmlns:mc="http://schemas.openxmlformats.org/markup-compatibility/2006" xmlns:aink="http://schemas.microsoft.com/office/drawing/2016/ink" xmlns:am3d="http://schemas.microsoft.com/office/drawing/2017/model3d" xmlns:o="urn:schemas-microsoft-com:office:office" xmlns:oel="http://schemas.microsoft.com/office/2019/extlst" xmlns:r="http://schemas.openxmlformats.org/officeDocument/2006/relationships" xmlns:m="http://schemas.openxmlformats.org/officeDocument/2006/math" xmlns:v="urn:schemas-microsoft-com:vml" xmlns:wp14="http://schemas.microsoft.com/office/word/2010/wordprocessingDrawing" xmlns:wp="http://schemas.openxmlformats.org/drawingml/2006/wordprocessingDrawing" xmlns:w10="urn:schemas-microsoft-com:office:word" xmlns:w="http://schemas.openxmlformats.org/wordprocessingml/2006/main" xmlns:w14="http://schemas.microsoft.com/office/word/2010/wordml" xmlns:w15="http://schemas.microsoft.com/office/word/2012/wordml" xmlns:w16cex="http://schemas.microsoft.com/office/word/2018/wordml/cex" xmlns:w16cid="http://schemas.microsoft.com/office/word/2016/wordml/cid" xmlns:w16="http://schemas.microsoft.com/office/word/2018/wordml" xmlns:w16du="http://schemas.microsoft.com/office/word/2023/wordml/word16du" xmlns:w16sdtdh="http://schemas.microsoft.com/office/word/2020/wordml/sdtdatahash" xmlns:w16sdtfl="http://schemas.microsoft.com/office/word/2024/wordml/sdtformatlock" xmlns:w16se="http://schemas.microsoft.com/office/word/2015/wordml/symex" xmlns:wpg="http://schemas.microsoft.com/office/word/2010/wordprocessingGroup" xmlns:wpi="http://schemas.microsoft.com/office/word/2010/wordprocessingInk" xmlns:wne="http://schemas.microsoft.com/office/word/2006/wordml" xmlns:wps="http://schemas.microsoft.com/office/word/2010/wordprocessingShape" mc:Ignorable="w14 w15 w16se w16cid w16 w16cex w16sdtdh w16sdtfl w16du wp14">
   <w:body>
     <w:p>
-      <w:r>
+      <w:pPr>
+        <w:jc w:val="center"/>
+        <w:rPr>
+          <w:rFonts w:ascii="Times New Roman" w:hAnsi="Times New Roman" w:cs="Times New Roman"/>
+          <w:b/>
+          <w:bCs/>
+          <w:sz w:val="24"/>
+          <w:szCs w:val="24"/>
+        </w:rPr>
+      </w:pPr>
+      <w:r>
+        <w:rPr>
+          <w:rFonts w:ascii="Times New Roman" w:hAnsi="Times New Roman" w:cs="Times New Roman"/>
+          <w:noProof/>
+          <w:sz w:val="24"/>
+          <w:szCs w:val="24"/>
+        </w:rPr>
         <w:drawing>
-          <wp:inline distT="0" distB="0" distL="0" distR="0" wp14:anchorId="07CCFF38" wp14:editId="00A0EC33">
-            <wp:extent cx="5612130" cy="3789680"/>
-            <wp:effectExtent l="0" t="0" r="7620" b="1270"/>
+          <wp:anchor distT="0" distB="0" distL="114300" distR="114300" simplePos="0" relativeHeight="251659264" behindDoc="0" locked="0" layoutInCell="1" allowOverlap="1" wp14:anchorId="030AF860" wp14:editId="56E71A0B">
+            <wp:simplePos x="0" y="0"/>
+            <wp:positionH relativeFrom="column">
+              <wp:posOffset>5288225</wp:posOffset>
+            </wp:positionH>
+            <wp:positionV relativeFrom="paragraph">
+              <wp:posOffset>-15378</wp:posOffset>
+            </wp:positionV>
+            <wp:extent cx="916634" cy="906449"/>
+            <wp:effectExtent l="0" t="0" r="0" b="8255"/>
+            <wp:wrapNone/>
+            <wp:docPr id="699163787" name="Imagen 1"/>
+            <wp:cNvGraphicFramePr>
+              <a:graphicFrameLocks xmlns:a="http://schemas.openxmlformats.org/drawingml/2006/main" noChangeAspect="1"/>
+            </wp:cNvGraphicFramePr>
+            <a:graphic xmlns:a="http://schemas.openxmlformats.org/drawingml/2006/main">
+              <a:graphicData uri="http://schemas.openxmlformats.org/drawingml/2006/picture">
+                <pic:pic xmlns:pic="http://schemas.openxmlformats.org/drawingml/2006/picture">
+                  <pic:nvPicPr>
+                    <pic:cNvPr id="699163787" name=""/>
+                    <pic:cNvPicPr/>
+                  </pic:nvPicPr>
+                  <pic:blipFill>
+                    <a:blip r:embed="rId7">
+                      <a:extLst>
+                        <a:ext uri="{28A0092B-C50C-407E-A947-70E740481C1C}">
+                          <a14:useLocalDpi xmlns:a14="http://schemas.microsoft.com/office/drawing/2010/main" val="0"/>
+                        </a:ext>
+                      </a:extLst>
+                    </a:blip>
+                    <a:stretch>
+                      <a:fillRect/>
+                    </a:stretch>
+                  </pic:blipFill>
+                  <pic:spPr>
+                    <a:xfrm>
+                      <a:off x="0" y="0"/>
+                      <a:ext cx="916634" cy="906449"/>
+                    </a:xfrm>
+                    <a:prstGeom prst="rect">
+                      <a:avLst/>
+                    </a:prstGeom>
+                  </pic:spPr>
+                </pic:pic>
+              </a:graphicData>
+            </a:graphic>
+            <wp14:sizeRelH relativeFrom="margin">
+              <wp14:pctWidth>0</wp14:pctWidth>
+            </wp14:sizeRelH>
+            <wp14:sizeRelV relativeFrom="margin">
+              <wp14:pctHeight>0</wp14:pctHeight>
+            </wp14:sizeRelV>
+          </wp:anchor>
+        </w:drawing>
+      </w:r>
+      <w:r>
+        <w:rPr>
+          <w:rFonts w:ascii="Times New Roman" w:hAnsi="Times New Roman" w:cs="Times New Roman"/>
+          <w:b/>
+          <w:bCs/>
+          <w:sz w:val="24"/>
+          <w:szCs w:val="24"/>
+        </w:rPr>
+        <w:t>UNIVERSIDAD DEL EL SALVADOR</w:t>
+      </w:r>
+    </w:p>
+    <w:p>
+      <w:pPr>
+        <w:jc w:val="center"/>
+        <w:rPr>
+          <w:rFonts w:ascii="Times New Roman" w:hAnsi="Times New Roman" w:cs="Times New Roman"/>
+          <w:b/>
+          <w:bCs/>
+          <w:sz w:val="24"/>
+          <w:szCs w:val="24"/>
+        </w:rPr>
+      </w:pPr>
+      <w:r>
+        <w:rPr>
+          <w:rFonts w:ascii="Times New Roman" w:hAnsi="Times New Roman" w:cs="Times New Roman"/>
+          <w:b/>
+          <w:bCs/>
+          <w:sz w:val="24"/>
+          <w:szCs w:val="24"/>
+        </w:rPr>
+        <w:t>FACULTAD DE INGENIERÍA Y ARQUITECTURA</w:t>
+      </w:r>
+    </w:p>
+    <w:p>
+      <w:pPr>
+        <w:jc w:val="center"/>
+        <w:rPr>
+          <w:rFonts w:ascii="Times New Roman" w:hAnsi="Times New Roman" w:cs="Times New Roman"/>
+          <w:b/>
+          <w:bCs/>
+          <w:sz w:val="24"/>
+          <w:szCs w:val="24"/>
+        </w:rPr>
+      </w:pPr>
+      <w:r>
+        <w:rPr>
+          <w:rFonts w:ascii="Times New Roman" w:hAnsi="Times New Roman" w:cs="Times New Roman"/>
+          <w:b/>
+          <w:bCs/>
+          <w:sz w:val="24"/>
+          <w:szCs w:val="24"/>
+        </w:rPr>
+        <w:t>ESCUELA DE INGENIER</w:t>
+      </w:r>
+      <w:r>
+        <w:rPr>
+          <w:rFonts w:ascii="Times New Roman" w:hAnsi="Times New Roman" w:cs="Times New Roman"/>
+          <w:b/>
+          <w:bCs/>
+          <w:sz w:val="24"/>
+          <w:szCs w:val="24"/>
+          <w:lang w:val="es-419"/>
+        </w:rPr>
+        <w:t>Í</w:t>
+      </w:r>
+      <w:r>
+        <w:rPr>
+          <w:rFonts w:ascii="Times New Roman" w:hAnsi="Times New Roman" w:cs="Times New Roman"/>
+          <w:b/>
+          <w:bCs/>
+          <w:sz w:val="24"/>
+          <w:szCs w:val="24"/>
+        </w:rPr>
+        <w:t>A DE SISTEMAS INFORMÁTICOS</w:t>
+      </w:r>
+    </w:p>
+    <w:p>
+      <w:pPr>
+        <w:jc w:val="center"/>
+        <w:rPr>
+          <w:rFonts w:ascii="Times New Roman" w:hAnsi="Times New Roman" w:cs="Times New Roman"/>
+          <w:b/>
+          <w:bCs/>
+          <w:sz w:val="24"/>
+          <w:szCs w:val="24"/>
+        </w:rPr>
+      </w:pPr>
+      <w:r>
+        <w:rPr>
+          <w:rFonts w:ascii="Times New Roman" w:hAnsi="Times New Roman" w:cs="Times New Roman"/>
+          <w:b/>
+          <w:bCs/>
+          <w:sz w:val="24"/>
+          <w:szCs w:val="24"/>
+        </w:rPr>
+        <w:t xml:space="preserve">COMUNICACIONES 1 - </w:t>
+      </w:r>
+      <w:r>
+        <w:rPr>
+          <w:rFonts w:ascii="Times New Roman" w:hAnsi="Times New Roman" w:cs="Times New Roman"/>
+          <w:b/>
+          <w:bCs/>
+          <w:sz w:val="24"/>
+          <w:szCs w:val="24"/>
+        </w:rPr>
+        <w:t>COS</w:t>
+      </w:r>
+      <w:r>
+        <w:rPr>
+          <w:rFonts w:ascii="Times New Roman" w:hAnsi="Times New Roman" w:cs="Times New Roman"/>
+          <w:b/>
+          <w:bCs/>
+          <w:sz w:val="24"/>
+          <w:szCs w:val="24"/>
+        </w:rPr>
+        <w:t>115</w:t>
+      </w:r>
+    </w:p>
+    <w:p>
+      <w:pPr>
+        <w:jc w:val="center"/>
+        <w:rPr>
+          <w:rFonts w:ascii="Times New Roman" w:hAnsi="Times New Roman" w:cs="Times New Roman"/>
+          <w:b/>
+          <w:bCs/>
+          <w:sz w:val="24"/>
+          <w:szCs w:val="24"/>
+        </w:rPr>
+      </w:pPr>
+      <w:r>
+        <w:rPr>
+          <w:rFonts w:ascii="Times New Roman" w:hAnsi="Times New Roman" w:cs="Times New Roman"/>
+          <w:b/>
+          <w:bCs/>
+          <w:sz w:val="24"/>
+          <w:szCs w:val="24"/>
+        </w:rPr>
+        <w:t xml:space="preserve"> CICLO 0</w:t>
+      </w:r>
+      <w:r>
+        <w:rPr>
+          <w:rFonts w:ascii="Times New Roman" w:hAnsi="Times New Roman" w:cs="Times New Roman"/>
+          <w:b/>
+          <w:bCs/>
+          <w:sz w:val="24"/>
+          <w:szCs w:val="24"/>
+        </w:rPr>
+        <w:t>2</w:t>
+      </w:r>
+      <w:r>
+        <w:rPr>
+          <w:rFonts w:ascii="Times New Roman" w:hAnsi="Times New Roman" w:cs="Times New Roman"/>
+          <w:b/>
+          <w:bCs/>
+          <w:sz w:val="24"/>
+          <w:szCs w:val="24"/>
+        </w:rPr>
+        <w:t xml:space="preserve"> </w:t>
+      </w:r>
+      <w:r>
+        <w:rPr>
+          <w:rFonts w:ascii="Times New Roman" w:hAnsi="Times New Roman" w:cs="Times New Roman"/>
+          <w:b/>
+          <w:bCs/>
+          <w:sz w:val="24"/>
+          <w:szCs w:val="24"/>
+        </w:rPr>
+        <w:t>–</w:t>
+      </w:r>
+      <w:r>
+        <w:rPr>
+          <w:rFonts w:ascii="Times New Roman" w:hAnsi="Times New Roman" w:cs="Times New Roman"/>
+          <w:b/>
+          <w:bCs/>
+          <w:sz w:val="24"/>
+          <w:szCs w:val="24"/>
+        </w:rPr>
+        <w:t xml:space="preserve"> 2026</w:t>
+      </w:r>
+    </w:p>
+    <w:p>
+      <w:pPr>
+        <w:jc w:val="center"/>
+        <w:rPr>
+          <w:rFonts w:ascii="Times New Roman" w:hAnsi="Times New Roman" w:cs="Times New Roman"/>
+          <w:b/>
+          <w:bCs/>
+          <w:sz w:val="24"/>
+          <w:szCs w:val="24"/>
+        </w:rPr>
+      </w:pPr>
+    </w:p>
+    <w:p>
+      <w:pPr>
+        <w:jc w:val="center"/>
+        <w:rPr>
+          <w:rFonts w:ascii="Times New Roman" w:hAnsi="Times New Roman" w:cs="Times New Roman"/>
+          <w:sz w:val="24"/>
+          <w:szCs w:val="24"/>
+        </w:rPr>
+      </w:pPr>
+      <w:r>
+        <w:rPr>
+          <w:noProof/>
+        </w:rPr>
+        <w:drawing>
+          <wp:inline distT="0" distB="0" distL="0" distR="0" wp14:anchorId="7ADF076A" wp14:editId="592C622C">
+            <wp:extent cx="1428750" cy="1428750"/>
+            <wp:effectExtent l="0" t="0" r="0" b="0"/>
+            <wp:docPr id="1" name="Imagen 1"/>
+            <wp:cNvGraphicFramePr>
+              <a:graphicFrameLocks xmlns:a="http://schemas.openxmlformats.org/drawingml/2006/main" noChangeAspect="1"/>
+            </wp:cNvGraphicFramePr>
+            <a:graphic xmlns:a="http://schemas.openxmlformats.org/drawingml/2006/main">
+              <a:graphicData uri="http://schemas.openxmlformats.org/drawingml/2006/picture">
+                <pic:pic xmlns:pic="http://schemas.openxmlformats.org/drawingml/2006/picture">
+                  <pic:nvPicPr>
+                    <pic:cNvPr id="0" name="Picture 3"/>
+                    <pic:cNvPicPr>
+                      <a:picLocks noChangeAspect="1" noChangeArrowheads="1"/>
+                    </pic:cNvPicPr>
+                  </pic:nvPicPr>
+                  <pic:blipFill>
+                    <a:blip r:embed="rId8" cstate="print">
+                      <a:grayscl/>
+                      <a:extLst>
+                        <a:ext uri="{28A0092B-C50C-407E-A947-70E740481C1C}">
+                          <a14:useLocalDpi xmlns:a14="http://schemas.microsoft.com/office/drawing/2010/main" val="0"/>
+                        </a:ext>
+                      </a:extLst>
+                    </a:blip>
+                    <a:srcRect/>
+                    <a:stretch>
+                      <a:fillRect/>
+                    </a:stretch>
+                  </pic:blipFill>
+                  <pic:spPr bwMode="auto">
+                    <a:xfrm>
+                      <a:off x="0" y="0"/>
+                      <a:ext cx="1428750" cy="1428750"/>
+                    </a:xfrm>
+                    <a:prstGeom prst="rect">
+                      <a:avLst/>
+                    </a:prstGeom>
+                    <a:noFill/>
+                    <a:ln>
+                      <a:noFill/>
+                    </a:ln>
+                  </pic:spPr>
+                </pic:pic>
+              </a:graphicData>
+            </a:graphic>
+          </wp:inline>
+        </w:drawing>
+      </w:r>
+    </w:p>
+    <w:p>
+      <w:pPr>
+        <w:jc w:val="center"/>
+        <w:rPr>
+          <w:rFonts w:ascii="Times New Roman" w:hAnsi="Times New Roman" w:cs="Times New Roman"/>
+          <w:sz w:val="24"/>
+          <w:szCs w:val="24"/>
+        </w:rPr>
+      </w:pPr>
+    </w:p>
+    <w:p>
+      <w:pPr>
+        <w:jc w:val="center"/>
+        <w:rPr>
+          <w:rFonts w:ascii="Times New Roman" w:hAnsi="Times New Roman" w:cs="Times New Roman"/>
+          <w:sz w:val="24"/>
+          <w:szCs w:val="24"/>
+        </w:rPr>
+      </w:pPr>
+    </w:p>
+    <w:p>
+      <w:pPr>
+        <w:jc w:val="center"/>
+        <w:rPr>
+          <w:rFonts w:ascii="Times New Roman" w:hAnsi="Times New Roman" w:cs="Times New Roman"/>
+          <w:b/>
+          <w:bCs/>
+          <w:sz w:val="24"/>
+          <w:szCs w:val="24"/>
+        </w:rPr>
+      </w:pPr>
+      <w:r>
+        <w:rPr>
+          <w:rFonts w:ascii="Times New Roman" w:hAnsi="Times New Roman" w:cs="Times New Roman"/>
+          <w:b/>
+          <w:bCs/>
+          <w:sz w:val="24"/>
+          <w:szCs w:val="24"/>
+        </w:rPr>
+        <w:t>TEMA:</w:t>
+      </w:r>
+    </w:p>
+    <w:p>
+      <w:pPr>
+        <w:jc w:val="center"/>
+        <w:rPr>
+          <w:sz w:val="24"/>
+          <w:szCs w:val="24"/>
+        </w:rPr>
+      </w:pPr>
+      <w:r>
+        <w:rPr>
+          <w:sz w:val="24"/>
+          <w:szCs w:val="24"/>
+        </w:rPr>
+        <w:t xml:space="preserve">SOLUCIÓN </w:t>
+      </w:r>
+      <w:r>
+        <w:rPr>
+          <w:sz w:val="24"/>
+          <w:szCs w:val="24"/>
+        </w:rPr>
+        <w:t xml:space="preserve">LABORATORIO PRACTICO </w:t>
+      </w:r>
+      <w:r>
+        <w:rPr>
+          <w:sz w:val="24"/>
+          <w:szCs w:val="24"/>
+        </w:rPr>
+        <w:t>2</w:t>
+      </w:r>
+      <w:r>
+        <w:rPr>
+          <w:sz w:val="24"/>
+          <w:szCs w:val="24"/>
+        </w:rPr>
+        <w:t xml:space="preserve"> </w:t>
+      </w:r>
+    </w:p>
+    <w:p>
+      <w:pPr>
+        <w:jc w:val="center"/>
+        <w:rPr>
+          <w:sz w:val="24"/>
+          <w:szCs w:val="24"/>
+        </w:rPr>
+      </w:pPr>
+    </w:p>
+    <w:p>
+      <w:pPr>
+        <w:jc w:val="center"/>
+        <w:rPr>
+          <w:rFonts w:ascii="Times New Roman" w:hAnsi="Times New Roman" w:cs="Times New Roman"/>
+          <w:b/>
+          <w:bCs/>
+          <w:sz w:val="24"/>
+          <w:szCs w:val="24"/>
+        </w:rPr>
+      </w:pPr>
+      <w:r>
+        <w:rPr>
+          <w:rFonts w:ascii="Times New Roman" w:hAnsi="Times New Roman" w:cs="Times New Roman"/>
+          <w:b/>
+          <w:bCs/>
+          <w:sz w:val="24"/>
+          <w:szCs w:val="24"/>
+        </w:rPr>
+        <w:t>PRESENTADO POR:</w:t>
+      </w:r>
+    </w:p>
+    <w:p>
+      <w:pPr>
+        <w:jc w:val="center"/>
+        <w:rPr>
+          <w:rFonts w:ascii="Times New Roman" w:hAnsi="Times New Roman" w:cs="Times New Roman"/>
+          <w:sz w:val="24"/>
+          <w:szCs w:val="24"/>
+        </w:rPr>
+      </w:pPr>
+      <w:r>
+        <w:rPr>
+          <w:rFonts w:ascii="Times New Roman" w:hAnsi="Times New Roman" w:cs="Times New Roman"/>
+          <w:sz w:val="24"/>
+          <w:szCs w:val="24"/>
+        </w:rPr>
+        <w:t>VÁSQUEZ MENJÍVAR, LUIS ENRIQUE - VM15037</w:t>
+      </w:r>
+    </w:p>
+    <w:p>
+      <w:pPr>
+        <w:jc w:val="center"/>
+        <w:rPr>
+          <w:rFonts w:ascii="Times New Roman" w:hAnsi="Times New Roman" w:cs="Times New Roman"/>
+          <w:sz w:val="24"/>
+          <w:szCs w:val="24"/>
+        </w:rPr>
+      </w:pPr>
+      <w:r>
+        <w:rPr>
+          <w:rFonts w:ascii="Times New Roman" w:hAnsi="Times New Roman" w:cs="Times New Roman"/>
+          <w:sz w:val="24"/>
+          <w:szCs w:val="24"/>
+        </w:rPr>
+        <w:t xml:space="preserve"> </w:t>
+      </w:r>
+    </w:p>
+    <w:p>
+      <w:pPr>
+        <w:jc w:val="center"/>
+        <w:rPr>
+          <w:rFonts w:ascii="Times New Roman" w:hAnsi="Times New Roman" w:cs="Times New Roman"/>
+          <w:b/>
+          <w:bCs/>
+          <w:sz w:val="24"/>
+          <w:szCs w:val="24"/>
+        </w:rPr>
+      </w:pPr>
+      <w:r>
+        <w:rPr>
+          <w:rFonts w:ascii="Times New Roman" w:hAnsi="Times New Roman" w:cs="Times New Roman"/>
+          <w:b/>
+          <w:bCs/>
+          <w:sz w:val="24"/>
+          <w:szCs w:val="24"/>
+        </w:rPr>
+        <w:t>TUTOR RESPONSABLE:</w:t>
+      </w:r>
+    </w:p>
+    <w:p>
+      <w:pPr>
+        <w:jc w:val="center"/>
+        <w:rPr>
+          <w:rFonts w:ascii="Times New Roman" w:hAnsi="Times New Roman" w:cs="Times New Roman"/>
+          <w:sz w:val="24"/>
+          <w:szCs w:val="24"/>
+        </w:rPr>
+      </w:pPr>
+      <w:r>
+        <w:rPr>
+          <w:rFonts w:ascii="Times New Roman" w:hAnsi="Times New Roman" w:cs="Times New Roman"/>
+          <w:sz w:val="24"/>
+          <w:szCs w:val="24"/>
+        </w:rPr>
+        <w:t>ING. LIGIA MARCELA LAZO MAJANO</w:t>
+      </w:r>
+    </w:p>
+    <w:p>
+      <w:pPr>
+        <w:jc w:val="center"/>
+        <w:rPr>
+          <w:rFonts w:ascii="Times New Roman" w:hAnsi="Times New Roman" w:cs="Times New Roman"/>
+          <w:sz w:val="24"/>
+          <w:szCs w:val="24"/>
+        </w:rPr>
+      </w:pPr>
+    </w:p>
+    <w:p>
+      <w:pPr>
+        <w:jc w:val="center"/>
+        <w:rPr>
+          <w:rFonts w:ascii="Times New Roman" w:hAnsi="Times New Roman" w:cs="Times New Roman"/>
+          <w:sz w:val="24"/>
+          <w:szCs w:val="24"/>
+        </w:rPr>
+      </w:pPr>
+    </w:p>
+    <w:p>
+      <w:pPr>
+        <w:jc w:val="center"/>
+        <w:rPr>
+          <w:rFonts w:ascii="Times New Roman" w:hAnsi="Times New Roman" w:cs="Times New Roman"/>
+          <w:sz w:val="24"/>
+          <w:szCs w:val="24"/>
+        </w:rPr>
+      </w:pPr>
+    </w:p>
+    <w:p>
+      <w:pPr>
+        <w:jc w:val="right"/>
+        <w:rPr>
+          <w:rFonts w:ascii="Times New Roman" w:hAnsi="Times New Roman" w:cs="Times New Roman"/>
+          <w:sz w:val="24"/>
+          <w:szCs w:val="24"/>
+        </w:rPr>
+      </w:pPr>
+      <w:r>
+        <w:rPr>
+          <w:rFonts w:ascii="Times New Roman" w:hAnsi="Times New Roman" w:cs="Times New Roman"/>
+          <w:sz w:val="24"/>
+          <w:szCs w:val="24"/>
+        </w:rPr>
+        <w:t xml:space="preserve">CIUDAD UNIVERSITARIA, </w:t>
+      </w:r>
+      <w:r>
+        <w:rPr>
+          <w:rFonts w:ascii="Times New Roman" w:hAnsi="Times New Roman" w:cs="Times New Roman"/>
+          <w:sz w:val="24"/>
+          <w:szCs w:val="24"/>
+        </w:rPr>
+        <w:t>SEPTIEMBRE</w:t>
+      </w:r>
+      <w:r>
+        <w:rPr>
+          <w:rFonts w:ascii="Times New Roman" w:hAnsi="Times New Roman" w:cs="Times New Roman"/>
+          <w:sz w:val="24"/>
+          <w:szCs w:val="24"/>
+        </w:rPr>
+        <w:t xml:space="preserve"> DEL 2026</w:t>
+      </w:r>
+    </w:p>
+    <w:p/>
+    <w:p>
+      <w:r>
+        <w:br w:type="page"/>
+      </w:r>
+    </w:p>
+    <w:p>
+      <w:pPr>
+        <w:jc w:val="center"/>
+        <w:rPr>
+          <w:b/>
+          <w:bCs/>
+        </w:rPr>
+      </w:pPr>
+      <w:r>
+        <w:rPr>
+          <w:b/>
+          <w:bCs/>
+        </w:rPr>
+        <w:lastRenderedPageBreak/>
+        <w:t>Captura de pantalla de la topología completa y correctamente conectada</w:t>
+      </w:r>
+    </w:p>
+    <w:p/>
+    <w:p>
+      <w:r>
+        <w:t>A continuación, se deja constancia de las configuraciones y topología del sistema</w:t>
+      </w:r>
+    </w:p>
+    <w:p>
+      <w:r>
+        <w:drawing>
+          <wp:inline distT="0" distB="0" distL="0" distR="0" wp14:anchorId="29AD22EA" wp14:editId="6792D21A">
+            <wp:extent cx="6043930" cy="3354070"/>
+            <wp:effectExtent l="0" t="0" r="0" b="0"/>
+            <wp:docPr id="1057996782" name="Imagen 1"/>
+            <wp:cNvGraphicFramePr>
+              <a:graphicFrameLocks xmlns:a="http://schemas.openxmlformats.org/drawingml/2006/main" noChangeAspect="1"/>
+            </wp:cNvGraphicFramePr>
+            <a:graphic xmlns:a="http://schemas.openxmlformats.org/drawingml/2006/main">
+              <a:graphicData uri="http://schemas.openxmlformats.org/drawingml/2006/picture">
+                <pic:pic xmlns:pic="http://schemas.openxmlformats.org/drawingml/2006/picture">
+                  <pic:nvPicPr>
+                    <pic:cNvPr id="1057996782" name=""/>
+                    <pic:cNvPicPr/>
+                  </pic:nvPicPr>
+                  <pic:blipFill>
+                    <a:blip r:embed="rId9"/>
+                    <a:stretch>
+                      <a:fillRect/>
+                    </a:stretch>
+                  </pic:blipFill>
+                  <pic:spPr>
+                    <a:xfrm>
+                      <a:off x="0" y="0"/>
+                      <a:ext cx="6043930" cy="3354070"/>
+                    </a:xfrm>
+                    <a:prstGeom prst="rect">
+                      <a:avLst/>
+                    </a:prstGeom>
+                  </pic:spPr>
+                </pic:pic>
+              </a:graphicData>
+            </a:graphic>
+          </wp:inline>
+        </w:drawing>
+      </w:r>
+    </w:p>
+    <w:p/>
+    <w:p>
+      <w:pPr>
+        <w:rPr>
+          <w:b/>
+          <w:bCs/>
+        </w:rPr>
+      </w:pPr>
+      <w:r>
+        <w:rPr>
+          <w:b/>
+          <w:bCs/>
+        </w:rPr>
+        <w:t xml:space="preserve">Configuración de red DOCENTES en </w:t>
+      </w:r>
+      <w:proofErr w:type="spellStart"/>
+      <w:r>
+        <w:rPr>
+          <w:b/>
+          <w:bCs/>
+        </w:rPr>
+        <w:t>router</w:t>
+      </w:r>
+      <w:proofErr w:type="spellEnd"/>
+      <w:r>
+        <w:rPr>
+          <w:b/>
+          <w:bCs/>
+        </w:rPr>
+        <w:t xml:space="preserve"> y equipos</w:t>
+      </w:r>
+      <w:r>
+        <w:rPr>
+          <w:b/>
+          <w:bCs/>
+        </w:rPr>
+        <w:t xml:space="preserve"> </w:t>
+      </w:r>
+      <w:r>
+        <w:rPr>
+          <w:b/>
+          <w:bCs/>
+        </w:rPr>
+        <w:t xml:space="preserve">junto con el </w:t>
+      </w:r>
+      <w:r>
+        <w:rPr>
+          <w:b/>
+          <w:bCs/>
+        </w:rPr>
+        <w:t>Listado de los principales comandos utilizados</w:t>
+      </w:r>
+      <w:r>
+        <w:rPr>
+          <w:b/>
+          <w:bCs/>
+        </w:rPr>
+        <w:t>:</w:t>
+      </w:r>
+    </w:p>
+    <w:p>
+      <w:r>
+        <w:rPr>
+          <w:noProof/>
+        </w:rPr>
+        <w:drawing>
+          <wp:inline distT="0" distB="0" distL="0" distR="0" wp14:anchorId="07CCFF38" wp14:editId="51515B7E">
+            <wp:extent cx="3950208" cy="2667441"/>
+            <wp:effectExtent l="0" t="0" r="0" b="0"/>
             <wp:docPr id="710280704" name="Imagen 1"/>
             <wp:cNvGraphicFramePr>
               <a:graphicFrameLocks xmlns:a="http://schemas.openxmlformats.org/drawingml/2006/main" noChangeAspect="1"/>
@@ -20,7 +731,7 @@
                     <pic:cNvPicPr/>
                   </pic:nvPicPr>
                   <pic:blipFill>
-                    <a:blip r:embed="rId4"/>
+                    <a:blip r:embed="rId10"/>
                     <a:stretch>
                       <a:fillRect/>
                     </a:stretch>
@@ -28,7 +739,7 @@
                   <pic:spPr>
                     <a:xfrm>
                       <a:off x="0" y="0"/>
-                      <a:ext cx="5612130" cy="3789680"/>
+                      <a:ext cx="3952099" cy="2668718"/>
                     </a:xfrm>
                     <a:prstGeom prst="rect">
                       <a:avLst/>
@@ -43,10 +754,14 @@
     </w:p>
     <w:p>
       <w:r>
+        <w:rPr>
+          <w:noProof/>
+        </w:rPr>
+        <w:lastRenderedPageBreak/>
         <w:drawing>
-          <wp:inline distT="0" distB="0" distL="0" distR="0" wp14:anchorId="71BF87DD" wp14:editId="1F52A2E8">
-            <wp:extent cx="5612130" cy="2127250"/>
-            <wp:effectExtent l="0" t="0" r="7620" b="6350"/>
+          <wp:inline distT="0" distB="0" distL="0" distR="0" wp14:anchorId="71BF87DD" wp14:editId="77E2F837">
+            <wp:extent cx="3068550" cy="1163117"/>
+            <wp:effectExtent l="0" t="0" r="0" b="0"/>
             <wp:docPr id="1174886306" name="Imagen 1"/>
             <wp:cNvGraphicFramePr>
               <a:graphicFrameLocks xmlns:a="http://schemas.openxmlformats.org/drawingml/2006/main" noChangeAspect="1"/>
@@ -59,7 +774,7 @@
                     <pic:cNvPicPr/>
                   </pic:nvPicPr>
                   <pic:blipFill>
-                    <a:blip r:embed="rId5"/>
+                    <a:blip r:embed="rId11"/>
                     <a:stretch>
                       <a:fillRect/>
                     </a:stretch>
@@ -67,7 +782,7 @@
                   <pic:spPr>
                     <a:xfrm>
                       <a:off x="0" y="0"/>
-                      <a:ext cx="5612130" cy="2127250"/>
+                      <a:ext cx="3103453" cy="1176347"/>
                     </a:xfrm>
                     <a:prstGeom prst="rect">
                       <a:avLst/>
@@ -79,15 +794,20 @@
           </wp:inline>
         </w:drawing>
       </w:r>
-    </w:p>
-    <w:p/>
-    <w:p>
-      <w:r>
-        <w:lastRenderedPageBreak/>
+      <w:r>
+        <w:rPr>
+          <w:noProof/>
+        </w:rPr>
+        <w:t xml:space="preserve">  </w:t>
+      </w:r>
+      <w:r>
+        <w:rPr>
+          <w:noProof/>
+        </w:rPr>
         <w:drawing>
-          <wp:inline distT="0" distB="0" distL="0" distR="0" wp14:anchorId="5BE7C1D7" wp14:editId="30417AB0">
-            <wp:extent cx="5612130" cy="2262505"/>
-            <wp:effectExtent l="0" t="0" r="7620" b="4445"/>
+          <wp:inline distT="0" distB="0" distL="0" distR="0" wp14:anchorId="5BE7C1D7" wp14:editId="65178823">
+            <wp:extent cx="2896235" cy="1167603"/>
+            <wp:effectExtent l="0" t="0" r="0" b="0"/>
             <wp:docPr id="862676227" name="Imagen 1"/>
             <wp:cNvGraphicFramePr>
               <a:graphicFrameLocks xmlns:a="http://schemas.openxmlformats.org/drawingml/2006/main" noChangeAspect="1"/>
@@ -100,7 +820,7 @@
                     <pic:cNvPicPr/>
                   </pic:nvPicPr>
                   <pic:blipFill>
-                    <a:blip r:embed="rId6"/>
+                    <a:blip r:embed="rId12"/>
                     <a:stretch>
                       <a:fillRect/>
                     </a:stretch>
@@ -108,7 +828,7 @@
                   <pic:spPr>
                     <a:xfrm>
                       <a:off x="0" y="0"/>
-                      <a:ext cx="5612130" cy="2262505"/>
+                      <a:ext cx="2930455" cy="1181399"/>
                     </a:xfrm>
                     <a:prstGeom prst="rect">
                       <a:avLst/>
@@ -121,13 +841,15 @@
         </w:drawing>
       </w:r>
     </w:p>
-    <w:p/>
-    <w:p>
-      <w:r>
+    <w:p>
+      <w:r>
+        <w:rPr>
+          <w:noProof/>
+        </w:rPr>
         <w:drawing>
-          <wp:inline distT="0" distB="0" distL="0" distR="0" wp14:anchorId="564BD598" wp14:editId="2EC180DB">
-            <wp:extent cx="5612130" cy="2316480"/>
-            <wp:effectExtent l="0" t="0" r="7620" b="7620"/>
+          <wp:inline distT="0" distB="0" distL="0" distR="0" wp14:anchorId="564BD598" wp14:editId="18950D28">
+            <wp:extent cx="3068320" cy="1266489"/>
+            <wp:effectExtent l="0" t="0" r="0" b="0"/>
             <wp:docPr id="317882976" name="Imagen 1"/>
             <wp:cNvGraphicFramePr>
               <a:graphicFrameLocks xmlns:a="http://schemas.openxmlformats.org/drawingml/2006/main" noChangeAspect="1"/>
@@ -140,7 +862,7 @@
                     <pic:cNvPicPr/>
                   </pic:nvPicPr>
                   <pic:blipFill>
-                    <a:blip r:embed="rId7"/>
+                    <a:blip r:embed="rId13"/>
                     <a:stretch>
                       <a:fillRect/>
                     </a:stretch>
@@ -148,7 +870,7 @@
                   <pic:spPr>
                     <a:xfrm>
                       <a:off x="0" y="0"/>
-                      <a:ext cx="5612130" cy="2316480"/>
+                      <a:ext cx="3087847" cy="1274549"/>
                     </a:xfrm>
                     <a:prstGeom prst="rect">
                       <a:avLst/>
@@ -163,12 +885,81 @@
     </w:p>
     <w:p/>
     <w:p>
-      <w:r>
-        <w:lastRenderedPageBreak/>
+      <w:pPr>
+        <w:rPr>
+          <w:b/>
+          <w:bCs/>
+        </w:rPr>
+      </w:pPr>
+      <w:r>
+        <w:rPr>
+          <w:b/>
+          <w:bCs/>
+        </w:rPr>
+        <w:t xml:space="preserve">Configuración de red </w:t>
+      </w:r>
+      <w:r>
+        <w:rPr>
+          <w:b/>
+          <w:bCs/>
+        </w:rPr>
+        <w:t>MATERIAS</w:t>
+      </w:r>
+      <w:r>
+        <w:rPr>
+          <w:b/>
+          <w:bCs/>
+        </w:rPr>
+        <w:t xml:space="preserve"> en </w:t>
+      </w:r>
+      <w:proofErr w:type="spellStart"/>
+      <w:r>
+        <w:rPr>
+          <w:b/>
+          <w:bCs/>
+        </w:rPr>
+        <w:t>router</w:t>
+      </w:r>
+      <w:proofErr w:type="spellEnd"/>
+      <w:r>
+        <w:rPr>
+          <w:b/>
+          <w:bCs/>
+        </w:rPr>
+        <w:t xml:space="preserve"> y equipos</w:t>
+      </w:r>
+      <w:r>
+        <w:rPr>
+          <w:b/>
+          <w:bCs/>
+        </w:rPr>
+        <w:t xml:space="preserve"> junto con el </w:t>
+      </w:r>
+      <w:r>
+        <w:rPr>
+          <w:b/>
+          <w:bCs/>
+        </w:rPr>
+        <w:t>Listado de los principales comandos utilizados</w:t>
+      </w:r>
+      <w:r>
+        <w:rPr>
+          <w:b/>
+          <w:bCs/>
+        </w:rPr>
+        <w:t>:</w:t>
+      </w:r>
+    </w:p>
+    <w:p/>
+    <w:p>
+      <w:r>
+        <w:rPr>
+          <w:noProof/>
+        </w:rPr>
         <w:drawing>
-          <wp:inline distT="0" distB="0" distL="0" distR="0" wp14:anchorId="23237AFC" wp14:editId="5F799F7D">
-            <wp:extent cx="5612130" cy="3200400"/>
-            <wp:effectExtent l="0" t="0" r="7620" b="0"/>
+          <wp:inline distT="0" distB="0" distL="0" distR="0" wp14:anchorId="23237AFC" wp14:editId="5C53FCD5">
+            <wp:extent cx="4271630" cy="2435962"/>
+            <wp:effectExtent l="0" t="0" r="0" b="2540"/>
             <wp:docPr id="647185393" name="Imagen 1"/>
             <wp:cNvGraphicFramePr>
               <a:graphicFrameLocks xmlns:a="http://schemas.openxmlformats.org/drawingml/2006/main" noChangeAspect="1"/>
@@ -181,7 +972,7 @@
                     <pic:cNvPicPr/>
                   </pic:nvPicPr>
                   <pic:blipFill>
-                    <a:blip r:embed="rId8"/>
+                    <a:blip r:embed="rId14"/>
                     <a:stretch>
                       <a:fillRect/>
                     </a:stretch>
@@ -189,7 +980,7 @@
                   <pic:spPr>
                     <a:xfrm>
                       <a:off x="0" y="0"/>
-                      <a:ext cx="5612130" cy="3200400"/>
+                      <a:ext cx="4289217" cy="2445991"/>
                     </a:xfrm>
                     <a:prstGeom prst="rect">
                       <a:avLst/>
@@ -202,12 +993,16 @@
         </w:drawing>
       </w:r>
     </w:p>
-    <w:p>
-      <w:r>
+    <w:p/>
+    <w:p>
+      <w:r>
+        <w:rPr>
+          <w:noProof/>
+        </w:rPr>
         <w:drawing>
-          <wp:inline distT="0" distB="0" distL="0" distR="0" wp14:anchorId="68B3F12F" wp14:editId="48B44C5A">
-            <wp:extent cx="5612130" cy="2326005"/>
-            <wp:effectExtent l="0" t="0" r="7620" b="0"/>
+          <wp:inline distT="0" distB="0" distL="0" distR="0" wp14:anchorId="68B3F12F" wp14:editId="10908AEC">
+            <wp:extent cx="2972301" cy="1231900"/>
+            <wp:effectExtent l="0" t="0" r="0" b="6350"/>
             <wp:docPr id="638942857" name="Imagen 1"/>
             <wp:cNvGraphicFramePr>
               <a:graphicFrameLocks xmlns:a="http://schemas.openxmlformats.org/drawingml/2006/main" noChangeAspect="1"/>
@@ -220,7 +1015,7 @@
                     <pic:cNvPicPr/>
                   </pic:nvPicPr>
                   <pic:blipFill>
-                    <a:blip r:embed="rId9"/>
+                    <a:blip r:embed="rId15"/>
                     <a:stretch>
                       <a:fillRect/>
                     </a:stretch>
@@ -228,7 +1023,7 @@
                   <pic:spPr>
                     <a:xfrm>
                       <a:off x="0" y="0"/>
-                      <a:ext cx="5612130" cy="2326005"/>
+                      <a:ext cx="3018691" cy="1251127"/>
                     </a:xfrm>
                     <a:prstGeom prst="rect">
                       <a:avLst/>
@@ -240,15 +1035,20 @@
           </wp:inline>
         </w:drawing>
       </w:r>
-    </w:p>
-    <w:p/>
-    <w:p>
-      <w:r>
-        <w:lastRenderedPageBreak/>
+      <w:r>
+        <w:rPr>
+          <w:noProof/>
+        </w:rPr>
+        <w:t xml:space="preserve"> </w:t>
+      </w:r>
+      <w:r>
+        <w:rPr>
+          <w:noProof/>
+        </w:rPr>
         <w:drawing>
-          <wp:inline distT="0" distB="0" distL="0" distR="0" wp14:anchorId="5C881216" wp14:editId="63D815EE">
-            <wp:extent cx="5612130" cy="2277745"/>
-            <wp:effectExtent l="0" t="0" r="7620" b="8255"/>
+          <wp:inline distT="0" distB="0" distL="0" distR="0" wp14:anchorId="5C881216" wp14:editId="2DEF4D7B">
+            <wp:extent cx="3035808" cy="1232117"/>
+            <wp:effectExtent l="0" t="0" r="0" b="6350"/>
             <wp:docPr id="896974177" name="Imagen 1"/>
             <wp:cNvGraphicFramePr>
               <a:graphicFrameLocks xmlns:a="http://schemas.openxmlformats.org/drawingml/2006/main" noChangeAspect="1"/>
@@ -261,7 +1061,7 @@
                     <pic:cNvPicPr/>
                   </pic:nvPicPr>
                   <pic:blipFill>
-                    <a:blip r:embed="rId10"/>
+                    <a:blip r:embed="rId16"/>
                     <a:stretch>
                       <a:fillRect/>
                     </a:stretch>
@@ -269,7 +1069,7 @@
                   <pic:spPr>
                     <a:xfrm>
                       <a:off x="0" y="0"/>
-                      <a:ext cx="5612130" cy="2277745"/>
+                      <a:ext cx="3082887" cy="1251224"/>
                     </a:xfrm>
                     <a:prstGeom prst="rect">
                       <a:avLst/>
@@ -284,10 +1084,14 @@
     </w:p>
     <w:p>
       <w:r>
+        <w:rPr>
+          <w:noProof/>
+        </w:rPr>
+        <w:lastRenderedPageBreak/>
         <w:drawing>
-          <wp:inline distT="0" distB="0" distL="0" distR="0" wp14:anchorId="1C0BCB47" wp14:editId="400F0B6F">
-            <wp:extent cx="5612130" cy="2350770"/>
-            <wp:effectExtent l="0" t="0" r="7620" b="0"/>
+          <wp:inline distT="0" distB="0" distL="0" distR="0" wp14:anchorId="1C0BCB47" wp14:editId="46A4314B">
+            <wp:extent cx="3006547" cy="1259362"/>
+            <wp:effectExtent l="0" t="0" r="3810" b="0"/>
             <wp:docPr id="1940776359" name="Imagen 1"/>
             <wp:cNvGraphicFramePr>
               <a:graphicFrameLocks xmlns:a="http://schemas.openxmlformats.org/drawingml/2006/main" noChangeAspect="1"/>
@@ -300,7 +1104,7 @@
                     <pic:cNvPicPr/>
                   </pic:nvPicPr>
                   <pic:blipFill>
-                    <a:blip r:embed="rId11"/>
+                    <a:blip r:embed="rId17"/>
                     <a:stretch>
                       <a:fillRect/>
                     </a:stretch>
@@ -308,7 +1112,7 @@
                   <pic:spPr>
                     <a:xfrm>
                       <a:off x="0" y="0"/>
-                      <a:ext cx="5612130" cy="2350770"/>
+                      <a:ext cx="3048940" cy="1277119"/>
                     </a:xfrm>
                     <a:prstGeom prst="rect">
                       <a:avLst/>
@@ -323,11 +1127,88 @@
     </w:p>
     <w:p/>
     <w:p>
-      <w:r>
+      <w:pPr>
+        <w:rPr>
+          <w:b/>
+          <w:bCs/>
+        </w:rPr>
+      </w:pPr>
+      <w:r>
+        <w:rPr>
+          <w:b/>
+          <w:bCs/>
+        </w:rPr>
+        <w:t xml:space="preserve">Configuración de red </w:t>
+      </w:r>
+      <w:r>
+        <w:rPr>
+          <w:b/>
+          <w:bCs/>
+        </w:rPr>
+        <w:t>ESTUDIANTES</w:t>
+      </w:r>
+      <w:r>
+        <w:rPr>
+          <w:b/>
+          <w:bCs/>
+        </w:rPr>
+        <w:t xml:space="preserve"> en </w:t>
+      </w:r>
+      <w:proofErr w:type="spellStart"/>
+      <w:r>
+        <w:rPr>
+          <w:b/>
+          <w:bCs/>
+        </w:rPr>
+        <w:t>router</w:t>
+      </w:r>
+      <w:proofErr w:type="spellEnd"/>
+      <w:r>
+        <w:rPr>
+          <w:b/>
+          <w:bCs/>
+        </w:rPr>
+        <w:t xml:space="preserve"> y equipos</w:t>
+      </w:r>
+      <w:r>
+        <w:rPr>
+          <w:b/>
+          <w:bCs/>
+        </w:rPr>
+        <w:t xml:space="preserve"> </w:t>
+      </w:r>
+      <w:r>
+        <w:rPr>
+          <w:b/>
+          <w:bCs/>
+        </w:rPr>
+        <w:t xml:space="preserve">junto con el </w:t>
+      </w:r>
+      <w:r>
+        <w:rPr>
+          <w:b/>
+          <w:bCs/>
+        </w:rPr>
+        <w:t>Listado de los principales comandos utilizados</w:t>
+      </w:r>
+      <w:r>
+        <w:rPr>
+          <w:b/>
+          <w:bCs/>
+        </w:rPr>
+        <w:t>:</w:t>
+      </w:r>
+    </w:p>
+    <w:p/>
+    <w:p>
+      <w:r>
+        <w:rPr>
+          <w:noProof/>
+        </w:rPr>
         <w:drawing>
-          <wp:inline distT="0" distB="0" distL="0" distR="0" wp14:anchorId="0F8DF759" wp14:editId="016E9D98">
-            <wp:extent cx="5612130" cy="2247900"/>
-            <wp:effectExtent l="0" t="0" r="7620" b="0"/>
+          <wp:inline distT="0" distB="0" distL="0" distR="0" wp14:anchorId="0F8DF759" wp14:editId="66C00E31">
+            <wp:extent cx="4623206" cy="1851793"/>
+            <wp:effectExtent l="0" t="0" r="6350" b="0"/>
             <wp:docPr id="1096708575" name="Imagen 1"/>
             <wp:cNvGraphicFramePr>
               <a:graphicFrameLocks xmlns:a="http://schemas.openxmlformats.org/drawingml/2006/main" noChangeAspect="1"/>
@@ -340,7 +1221,7 @@
                     <pic:cNvPicPr/>
                   </pic:nvPicPr>
                   <pic:blipFill>
-                    <a:blip r:embed="rId12"/>
+                    <a:blip r:embed="rId18"/>
                     <a:stretch>
                       <a:fillRect/>
                     </a:stretch>
@@ -348,7 +1229,7 @@
                   <pic:spPr>
                     <a:xfrm>
                       <a:off x="0" y="0"/>
-                      <a:ext cx="5612130" cy="2247900"/>
+                      <a:ext cx="4629308" cy="1854237"/>
                     </a:xfrm>
                     <a:prstGeom prst="rect">
                       <a:avLst/>
@@ -361,13 +1242,16 @@
         </w:drawing>
       </w:r>
     </w:p>
-    <w:p>
-      <w:r>
-        <w:lastRenderedPageBreak/>
+    <w:p/>
+    <w:p>
+      <w:r>
+        <w:rPr>
+          <w:noProof/>
+        </w:rPr>
         <w:drawing>
-          <wp:inline distT="0" distB="0" distL="0" distR="0" wp14:anchorId="0C147EC7" wp14:editId="1BFC1165">
-            <wp:extent cx="5612130" cy="2376170"/>
-            <wp:effectExtent l="0" t="0" r="7620" b="5080"/>
+          <wp:inline distT="0" distB="0" distL="0" distR="0" wp14:anchorId="0C147EC7" wp14:editId="5828E58B">
+            <wp:extent cx="2933395" cy="1241996"/>
+            <wp:effectExtent l="0" t="0" r="635" b="0"/>
             <wp:docPr id="1388418573" name="Imagen 1"/>
             <wp:cNvGraphicFramePr>
               <a:graphicFrameLocks xmlns:a="http://schemas.openxmlformats.org/drawingml/2006/main" noChangeAspect="1"/>
@@ -380,7 +1264,7 @@
                     <pic:cNvPicPr/>
                   </pic:nvPicPr>
                   <pic:blipFill>
-                    <a:blip r:embed="rId13"/>
+                    <a:blip r:embed="rId19"/>
                     <a:stretch>
                       <a:fillRect/>
                     </a:stretch>
@@ -388,7 +1272,7 @@
                   <pic:spPr>
                     <a:xfrm>
                       <a:off x="0" y="0"/>
-                      <a:ext cx="5612130" cy="2376170"/>
+                      <a:ext cx="2978054" cy="1260905"/>
                     </a:xfrm>
                     <a:prstGeom prst="rect">
                       <a:avLst/>
@@ -400,13 +1284,20 @@
           </wp:inline>
         </w:drawing>
       </w:r>
-    </w:p>
-    <w:p>
-      <w:r>
+      <w:r>
+        <w:rPr>
+          <w:noProof/>
+        </w:rPr>
+        <w:t xml:space="preserve"> </w:t>
+      </w:r>
+      <w:r>
+        <w:rPr>
+          <w:noProof/>
+        </w:rPr>
         <w:drawing>
-          <wp:inline distT="0" distB="0" distL="0" distR="0" wp14:anchorId="2C0FCF1C" wp14:editId="39E35ED6">
-            <wp:extent cx="5612130" cy="2404745"/>
-            <wp:effectExtent l="0" t="0" r="7620" b="0"/>
+          <wp:inline distT="0" distB="0" distL="0" distR="0" wp14:anchorId="2C0FCF1C" wp14:editId="5816C871">
+            <wp:extent cx="2933065" cy="1256791"/>
+            <wp:effectExtent l="0" t="0" r="635" b="635"/>
             <wp:docPr id="643800292" name="Imagen 1"/>
             <wp:cNvGraphicFramePr>
               <a:graphicFrameLocks xmlns:a="http://schemas.openxmlformats.org/drawingml/2006/main" noChangeAspect="1"/>
@@ -419,7 +1310,7 @@
                     <pic:cNvPicPr/>
                   </pic:nvPicPr>
                   <pic:blipFill>
-                    <a:blip r:embed="rId14"/>
+                    <a:blip r:embed="rId20"/>
                     <a:stretch>
                       <a:fillRect/>
                     </a:stretch>
@@ -427,7 +1318,7 @@
                   <pic:spPr>
                     <a:xfrm>
                       <a:off x="0" y="0"/>
-                      <a:ext cx="5612130" cy="2404745"/>
+                      <a:ext cx="2955775" cy="1266522"/>
                     </a:xfrm>
                     <a:prstGeom prst="rect">
                       <a:avLst/>
@@ -442,10 +1333,13 @@
     </w:p>
     <w:p>
       <w:r>
+        <w:rPr>
+          <w:noProof/>
+        </w:rPr>
         <w:drawing>
-          <wp:inline distT="0" distB="0" distL="0" distR="0" wp14:anchorId="08BDA359" wp14:editId="4AEEDDA1">
-            <wp:extent cx="5612130" cy="2384425"/>
-            <wp:effectExtent l="0" t="0" r="7620" b="0"/>
+          <wp:inline distT="0" distB="0" distL="0" distR="0" wp14:anchorId="08BDA359" wp14:editId="15B895FF">
+            <wp:extent cx="2933065" cy="1246171"/>
+            <wp:effectExtent l="0" t="0" r="635" b="0"/>
             <wp:docPr id="1839332509" name="Imagen 1"/>
             <wp:cNvGraphicFramePr>
               <a:graphicFrameLocks xmlns:a="http://schemas.openxmlformats.org/drawingml/2006/main" noChangeAspect="1"/>
@@ -458,7 +1352,7 @@
                     <pic:cNvPicPr/>
                   </pic:nvPicPr>
                   <pic:blipFill>
-                    <a:blip r:embed="rId15"/>
+                    <a:blip r:embed="rId21"/>
                     <a:stretch>
                       <a:fillRect/>
                     </a:stretch>
@@ -466,7 +1360,7 @@
                   <pic:spPr>
                     <a:xfrm>
                       <a:off x="0" y="0"/>
-                      <a:ext cx="5612130" cy="2384425"/>
+                      <a:ext cx="2955805" cy="1255832"/>
                     </a:xfrm>
                     <a:prstGeom prst="rect">
                       <a:avLst/>
@@ -478,14 +1372,17 @@
           </wp:inline>
         </w:drawing>
       </w:r>
-    </w:p>
-    <w:p>
-      <w:r>
-        <w:lastRenderedPageBreak/>
+      <w:r>
+        <w:t xml:space="preserve"> </w:t>
+      </w:r>
+      <w:r>
+        <w:rPr>
+          <w:noProof/>
+        </w:rPr>
         <w:drawing>
-          <wp:inline distT="0" distB="0" distL="0" distR="0" wp14:anchorId="0CB607DA" wp14:editId="16F2491C">
-            <wp:extent cx="5612130" cy="2443480"/>
-            <wp:effectExtent l="0" t="0" r="7620" b="0"/>
+          <wp:inline distT="0" distB="0" distL="0" distR="0" wp14:anchorId="0CB607DA" wp14:editId="7693F607">
+            <wp:extent cx="2852928" cy="1242144"/>
+            <wp:effectExtent l="0" t="0" r="5080" b="0"/>
             <wp:docPr id="1744896575" name="Imagen 1"/>
             <wp:cNvGraphicFramePr>
               <a:graphicFrameLocks xmlns:a="http://schemas.openxmlformats.org/drawingml/2006/main" noChangeAspect="1"/>
@@ -498,7 +1395,7 @@
                     <pic:cNvPicPr/>
                   </pic:nvPicPr>
                   <pic:blipFill>
-                    <a:blip r:embed="rId16"/>
+                    <a:blip r:embed="rId22"/>
                     <a:stretch>
                       <a:fillRect/>
                     </a:stretch>
@@ -506,7 +1403,7 @@
                   <pic:spPr>
                     <a:xfrm>
                       <a:off x="0" y="0"/>
-                      <a:ext cx="5612130" cy="2443480"/>
+                      <a:ext cx="2871882" cy="1250397"/>
                     </a:xfrm>
                     <a:prstGeom prst="rect">
                       <a:avLst/>
@@ -520,12 +1417,33 @@
       </w:r>
     </w:p>
     <w:p/>
-    <w:p>
-      <w:r>
+    <w:p/>
+    <w:p/>
+    <w:p>
+      <w:pPr>
+        <w:rPr>
+          <w:b/>
+          <w:bCs/>
+        </w:rPr>
+      </w:pPr>
+      <w:r>
+        <w:rPr>
+          <w:b/>
+          <w:bCs/>
+        </w:rPr>
+        <w:lastRenderedPageBreak/>
+        <w:t>RESUMEN DE CONFIGURACIONES DE IP ROUTER</w:t>
+      </w:r>
+    </w:p>
+    <w:p>
+      <w:r>
+        <w:rPr>
+          <w:noProof/>
+        </w:rPr>
         <w:drawing>
-          <wp:inline distT="0" distB="0" distL="0" distR="0" wp14:anchorId="71605739" wp14:editId="645D6D1E">
-            <wp:extent cx="5612130" cy="4558030"/>
-            <wp:effectExtent l="0" t="0" r="7620" b="0"/>
+          <wp:inline distT="0" distB="0" distL="0" distR="0" wp14:anchorId="71605739" wp14:editId="67AD52BE">
+            <wp:extent cx="4166235" cy="3383710"/>
+            <wp:effectExtent l="0" t="0" r="5715" b="7620"/>
             <wp:docPr id="936432643" name="Imagen 1"/>
             <wp:cNvGraphicFramePr>
               <a:graphicFrameLocks xmlns:a="http://schemas.openxmlformats.org/drawingml/2006/main" noChangeAspect="1"/>
@@ -538,7 +1456,7 @@
                     <pic:cNvPicPr/>
                   </pic:nvPicPr>
                   <pic:blipFill>
-                    <a:blip r:embed="rId17"/>
+                    <a:blip r:embed="rId23"/>
                     <a:stretch>
                       <a:fillRect/>
                     </a:stretch>
@@ -546,7 +1464,7 @@
                   <pic:spPr>
                     <a:xfrm>
                       <a:off x="0" y="0"/>
-                      <a:ext cx="5612130" cy="4558030"/>
+                      <a:ext cx="4178840" cy="3393947"/>
                     </a:xfrm>
                     <a:prstGeom prst="rect">
                       <a:avLst/>
@@ -561,12 +1479,57 @@
     </w:p>
     <w:p/>
     <w:p>
-      <w:r>
-        <w:lastRenderedPageBreak/>
+      <w:pPr>
+        <w:rPr>
+          <w:b/>
+          <w:bCs/>
+        </w:rPr>
+      </w:pPr>
+      <w:r>
+        <w:rPr>
+          <w:b/>
+          <w:bCs/>
+        </w:rPr>
+        <w:t xml:space="preserve">Capturas de las pruebas de conectividad y </w:t>
+      </w:r>
+      <w:r>
+        <w:rPr>
+          <w:b/>
+          <w:bCs/>
+        </w:rPr>
+        <w:t xml:space="preserve">protocolo de </w:t>
+      </w:r>
+      <w:r>
+        <w:rPr>
+          <w:b/>
+          <w:bCs/>
+        </w:rPr>
+        <w:t xml:space="preserve">acceso </w:t>
+      </w:r>
+      <w:r>
+        <w:rPr>
+          <w:b/>
+          <w:bCs/>
+        </w:rPr>
+        <w:t>SSH</w:t>
+      </w:r>
+      <w:r>
+        <w:rPr>
+          <w:b/>
+          <w:bCs/>
+        </w:rPr>
+        <w:t>.</w:t>
+      </w:r>
+    </w:p>
+    <w:p>
+      <w:r>
+        <w:rPr>
+          <w:noProof/>
+        </w:rPr>
         <w:drawing>
-          <wp:inline distT="0" distB="0" distL="0" distR="0" wp14:anchorId="6FE87E4F" wp14:editId="1D54D22F">
-            <wp:extent cx="5612130" cy="2193290"/>
-            <wp:effectExtent l="0" t="0" r="7620" b="0"/>
+          <wp:inline distT="0" distB="0" distL="0" distR="0" wp14:anchorId="6FE87E4F" wp14:editId="74AF92F9">
+            <wp:extent cx="4166484" cy="1628314"/>
+            <wp:effectExtent l="0" t="0" r="5715" b="0"/>
             <wp:docPr id="797641435" name="Imagen 1"/>
             <wp:cNvGraphicFramePr>
               <a:graphicFrameLocks xmlns:a="http://schemas.openxmlformats.org/drawingml/2006/main" noChangeAspect="1"/>
@@ -579,7 +1542,7 @@
                     <pic:cNvPicPr/>
                   </pic:nvPicPr>
                   <pic:blipFill>
-                    <a:blip r:embed="rId18"/>
+                    <a:blip r:embed="rId24"/>
                     <a:stretch>
                       <a:fillRect/>
                     </a:stretch>
@@ -587,7 +1550,7 @@
                   <pic:spPr>
                     <a:xfrm>
                       <a:off x="0" y="0"/>
-                      <a:ext cx="5612130" cy="2193290"/>
+                      <a:ext cx="4175131" cy="1631693"/>
                     </a:xfrm>
                     <a:prstGeom prst="rect">
                       <a:avLst/>
@@ -602,12 +1565,30 @@
     </w:p>
     <w:p/>
     <w:p>
-      <w:r>
+      <w:pPr>
+        <w:rPr>
+          <w:b/>
+          <w:bCs/>
+        </w:rPr>
+      </w:pPr>
+      <w:r>
+        <w:rPr>
+          <w:b/>
+          <w:bCs/>
+        </w:rPr>
+        <w:t>ACCESO POR CONSOLA DESPUES DE LAS CONFIGURACIONES</w:t>
+      </w:r>
+    </w:p>
+    <w:p>
+      <w:r>
+        <w:rPr>
+          <w:noProof/>
+        </w:rPr>
         <w:lastRenderedPageBreak/>
         <w:drawing>
-          <wp:inline distT="0" distB="0" distL="0" distR="0" wp14:anchorId="0B4843CE" wp14:editId="02D77C07">
-            <wp:extent cx="5612130" cy="5774055"/>
-            <wp:effectExtent l="0" t="0" r="7620" b="0"/>
+          <wp:inline distT="0" distB="0" distL="0" distR="0" wp14:anchorId="0B4843CE" wp14:editId="3FBE152C">
+            <wp:extent cx="3423646" cy="3522428"/>
+            <wp:effectExtent l="0" t="0" r="5715" b="1905"/>
             <wp:docPr id="742980650" name="Imagen 1"/>
             <wp:cNvGraphicFramePr>
               <a:graphicFrameLocks xmlns:a="http://schemas.openxmlformats.org/drawingml/2006/main" noChangeAspect="1"/>
@@ -620,7 +1601,7 @@
                     <pic:cNvPicPr/>
                   </pic:nvPicPr>
                   <pic:blipFill>
-                    <a:blip r:embed="rId19"/>
+                    <a:blip r:embed="rId25"/>
                     <a:stretch>
                       <a:fillRect/>
                     </a:stretch>
@@ -628,7 +1609,7 @@
                   <pic:spPr>
                     <a:xfrm>
                       <a:off x="0" y="0"/>
-                      <a:ext cx="5612130" cy="5774055"/>
+                      <a:ext cx="3426986" cy="3525865"/>
                     </a:xfrm>
                     <a:prstGeom prst="rect">
                       <a:avLst/>
@@ -644,11 +1625,18 @@
     <w:p/>
     <w:p>
       <w:r>
-        <w:lastRenderedPageBreak/>
+        <w:t>CONFIGURACIONES TELNET</w:t>
+      </w:r>
+    </w:p>
+    <w:p>
+      <w:r>
+        <w:rPr>
+          <w:noProof/>
+        </w:rPr>
         <w:drawing>
-          <wp:inline distT="0" distB="0" distL="0" distR="0" wp14:anchorId="2E2D4A32" wp14:editId="651B0ACC">
-            <wp:extent cx="5612130" cy="3804920"/>
-            <wp:effectExtent l="0" t="0" r="7620" b="5080"/>
+          <wp:inline distT="0" distB="0" distL="0" distR="0" wp14:anchorId="2E2D4A32" wp14:editId="3B9C7929">
+            <wp:extent cx="3896272" cy="2641600"/>
+            <wp:effectExtent l="0" t="0" r="9525" b="6350"/>
             <wp:docPr id="604113206" name="Imagen 1"/>
             <wp:cNvGraphicFramePr>
               <a:graphicFrameLocks xmlns:a="http://schemas.openxmlformats.org/drawingml/2006/main" noChangeAspect="1"/>
@@ -661,7 +1649,7 @@
                     <pic:cNvPicPr/>
                   </pic:nvPicPr>
                   <pic:blipFill>
-                    <a:blip r:embed="rId20"/>
+                    <a:blip r:embed="rId26"/>
                     <a:stretch>
                       <a:fillRect/>
                     </a:stretch>
@@ -669,7 +1657,7 @@
                   <pic:spPr>
                     <a:xfrm>
                       <a:off x="0" y="0"/>
-                      <a:ext cx="5612130" cy="3804920"/>
+                      <a:ext cx="3899996" cy="2644124"/>
                     </a:xfrm>
                     <a:prstGeom prst="rect">
                       <a:avLst/>
@@ -682,9 +1670,85 @@
         </w:drawing>
       </w:r>
     </w:p>
+    <w:p>
+      <w:pPr>
+        <w:rPr>
+          <w:b/>
+          <w:bCs/>
+        </w:rPr>
+      </w:pPr>
+      <w:r>
+        <w:rPr>
+          <w:b/>
+          <w:bCs/>
+        </w:rPr>
+        <w:t>ACCESO TELNET DESPUES DE LAS CONFIGURACIONES</w:t>
+      </w:r>
+    </w:p>
+    <w:p>
+      <w:r>
+        <w:rPr>
+          <w:noProof/>
+        </w:rPr>
+        <w:lastRenderedPageBreak/>
+        <w:drawing>
+          <wp:inline distT="0" distB="0" distL="0" distR="0" wp14:anchorId="06DD105C" wp14:editId="5BD280C5">
+            <wp:extent cx="4164133" cy="4057650"/>
+            <wp:effectExtent l="0" t="0" r="8255" b="0"/>
+            <wp:docPr id="558042099" name="Imagen 1"/>
+            <wp:cNvGraphicFramePr>
+              <a:graphicFrameLocks xmlns:a="http://schemas.openxmlformats.org/drawingml/2006/main" noChangeAspect="1"/>
+            </wp:cNvGraphicFramePr>
+            <a:graphic xmlns:a="http://schemas.openxmlformats.org/drawingml/2006/main">
+              <a:graphicData uri="http://schemas.openxmlformats.org/drawingml/2006/picture">
+                <pic:pic xmlns:pic="http://schemas.openxmlformats.org/drawingml/2006/picture">
+                  <pic:nvPicPr>
+                    <pic:cNvPr id="558042099" name=""/>
+                    <pic:cNvPicPr/>
+                  </pic:nvPicPr>
+                  <pic:blipFill>
+                    <a:blip r:embed="rId27"/>
+                    <a:stretch>
+                      <a:fillRect/>
+                    </a:stretch>
+                  </pic:blipFill>
+                  <pic:spPr>
+                    <a:xfrm>
+                      <a:off x="0" y="0"/>
+                      <a:ext cx="4166401" cy="4059860"/>
+                    </a:xfrm>
+                    <a:prstGeom prst="rect">
+                      <a:avLst/>
+                    </a:prstGeom>
+                  </pic:spPr>
+                </pic:pic>
+              </a:graphicData>
+            </a:graphic>
+          </wp:inline>
+        </w:drawing>
+      </w:r>
+    </w:p>
     <w:p/>
     <w:p>
-      <w:r>
+      <w:pPr>
+        <w:rPr>
+          <w:b/>
+          <w:bCs/>
+        </w:rPr>
+      </w:pPr>
+      <w:r>
+        <w:rPr>
+          <w:b/>
+          <w:bCs/>
+        </w:rPr>
+        <w:t>CREACION DEL BANNER EN ROUTER</w:t>
+      </w:r>
+    </w:p>
+    <w:p>
+      <w:r>
+        <w:rPr>
+          <w:noProof/>
+        </w:rPr>
         <w:drawing>
           <wp:inline distT="0" distB="0" distL="0" distR="0" wp14:anchorId="700DA110" wp14:editId="2B918FDD">
             <wp:extent cx="5612130" cy="1268730"/>
@@ -701,7 +1765,7 @@
                     <pic:cNvPicPr/>
                   </pic:nvPicPr>
                   <pic:blipFill>
-                    <a:blip r:embed="rId21"/>
+                    <a:blip r:embed="rId28"/>
                     <a:stretch>
                       <a:fillRect/>
                     </a:stretch>
@@ -724,13 +1788,70 @@
     </w:p>
     <w:p/>
     <w:p>
+      <w:pPr>
+        <w:rPr>
+          <w:b/>
+          <w:bCs/>
+        </w:rPr>
+      </w:pPr>
+      <w:r>
+        <w:rPr>
+          <w:b/>
+          <w:bCs/>
+        </w:rPr>
+        <w:t>PRUEBAS REALIZADAS Y SUS RESULTADOS.</w:t>
+      </w:r>
+    </w:p>
+    <w:p>
+      <w:r>
+        <w:t xml:space="preserve">Se realiza la simulación de </w:t>
+      </w:r>
+      <w:proofErr w:type="spellStart"/>
+      <w:r>
+        <w:t>envio</w:t>
+      </w:r>
+      <w:proofErr w:type="spellEnd"/>
+      <w:r>
+        <w:t xml:space="preserve"> de un paquete entre redes de manera grafica para verificar como el </w:t>
+      </w:r>
+      <w:proofErr w:type="spellStart"/>
+      <w:r>
+        <w:t>Router</w:t>
+      </w:r>
+      <w:proofErr w:type="spellEnd"/>
+      <w:r>
+        <w:t xml:space="preserve"> comunica a la red Estudiantes (10.0.0.0 /8) con la red Docentes (192.168.0.0 / 24)</w:t>
+      </w:r>
+    </w:p>
+    <w:p/>
+    <w:p/>
+    <w:p/>
+    <w:p/>
+    <w:p>
+      <w:pPr>
+        <w:pStyle w:val="Prrafodelista"/>
+        <w:numPr>
+          <w:ilvl w:val="0"/>
+          <w:numId w:val="1"/>
+        </w:numPr>
+      </w:pPr>
       <w:r>
         <w:lastRenderedPageBreak/>
+        <w:t>Se comienza seleccionando un paquete ICMP desde la PC de estudiante Jose Hasta la PC de Docente</w:t>
+      </w:r>
+    </w:p>
+    <w:p>
+      <w:pPr>
+        <w:rPr>
+          <w:noProof/>
+        </w:rPr>
+      </w:pPr>
+      <w:r>
         <w:drawing>
-          <wp:inline distT="0" distB="0" distL="0" distR="0" wp14:anchorId="02BF1290" wp14:editId="0D90893D">
-            <wp:extent cx="5612130" cy="5700395"/>
-            <wp:effectExtent l="0" t="0" r="7620" b="0"/>
-            <wp:docPr id="343808023" name="Imagen 1"/>
+          <wp:inline distT="0" distB="0" distL="0" distR="0" wp14:anchorId="7F624E06" wp14:editId="75CA7E60">
+            <wp:extent cx="4032250" cy="1894540"/>
+            <wp:effectExtent l="0" t="0" r="6350" b="0"/>
+            <wp:docPr id="1053222678" name="Imagen 1"/>
             <wp:cNvGraphicFramePr>
               <a:graphicFrameLocks xmlns:a="http://schemas.openxmlformats.org/drawingml/2006/main" noChangeAspect="1"/>
             </wp:cNvGraphicFramePr>
@@ -738,11 +1859,11 @@
               <a:graphicData uri="http://schemas.openxmlformats.org/drawingml/2006/picture">
                 <pic:pic xmlns:pic="http://schemas.openxmlformats.org/drawingml/2006/picture">
                   <pic:nvPicPr>
-                    <pic:cNvPr id="343808023" name=""/>
+                    <pic:cNvPr id="1053222678" name=""/>
                     <pic:cNvPicPr/>
                   </pic:nvPicPr>
                   <pic:blipFill>
-                    <a:blip r:embed="rId22"/>
+                    <a:blip r:embed="rId29"/>
                     <a:stretch>
                       <a:fillRect/>
                     </a:stretch>
@@ -750,7 +1871,7 @@
                   <pic:spPr>
                     <a:xfrm>
                       <a:off x="0" y="0"/>
-                      <a:ext cx="5612130" cy="5700395"/>
+                      <a:ext cx="4043654" cy="1899898"/>
                     </a:xfrm>
                     <a:prstGeom prst="rect">
                       <a:avLst/>
@@ -762,15 +1883,68 @@
           </wp:inline>
         </w:drawing>
       </w:r>
-    </w:p>
-    <w:p>
-      <w:r>
-        <w:lastRenderedPageBreak/>
+      <w:r>
+        <w:rPr>
+          <w:noProof/>
+        </w:rPr>
+        <w:t xml:space="preserve"> </w:t>
+      </w:r>
+    </w:p>
+    <w:p>
+      <w:pPr>
+        <w:rPr>
+          <w:noProof/>
+        </w:rPr>
+      </w:pPr>
+    </w:p>
+    <w:p>
+      <w:pPr>
+        <w:pStyle w:val="Prrafodelista"/>
+        <w:numPr>
+          <w:ilvl w:val="0"/>
+          <w:numId w:val="1"/>
+        </w:numPr>
+        <w:rPr>
+          <w:noProof/>
+        </w:rPr>
+      </w:pPr>
+      <w:r>
+        <w:rPr>
+          <w:noProof/>
+        </w:rPr>
+        <w:t xml:space="preserve">Al </w:t>
+      </w:r>
+      <w:r>
+        <w:rPr>
+          <w:noProof/>
+        </w:rPr>
+        <w:t>detectar</w:t>
+      </w:r>
+      <w:r>
+        <w:rPr>
+          <w:noProof/>
+        </w:rPr>
+        <w:t xml:space="preserve"> que la IP de destino (192.168.0.x) no pertenece a su red (10.0.0.0/8), la PC envía la trama directamente a la dirección MAC de su Puerta de Enlace (el Router). El Switch simplemente recibe la trama, lee que va dirigida a la MAC del Router y la reenvía por el puerto correspondiente.</w:t>
+      </w:r>
+      <w:r>
+        <w:rPr>
+          <w:noProof/>
+        </w:rPr>
+        <w:tab/>
+      </w:r>
+    </w:p>
+    <w:p>
+      <w:pPr>
+        <w:rPr>
+          <w:noProof/>
+        </w:rPr>
+      </w:pPr>
+      <w:r>
         <w:drawing>
-          <wp:inline distT="0" distB="0" distL="0" distR="0" wp14:anchorId="1C756764" wp14:editId="48680428">
-            <wp:extent cx="5612130" cy="5193665"/>
-            <wp:effectExtent l="0" t="0" r="7620" b="6985"/>
-            <wp:docPr id="1929454368" name="Imagen 1"/>
+          <wp:inline distT="0" distB="0" distL="0" distR="0" wp14:anchorId="130884A8" wp14:editId="785701F2">
+            <wp:extent cx="4159250" cy="2191931"/>
+            <wp:effectExtent l="0" t="0" r="0" b="0"/>
+            <wp:docPr id="820633407" name="Imagen 1"/>
             <wp:cNvGraphicFramePr>
               <a:graphicFrameLocks xmlns:a="http://schemas.openxmlformats.org/drawingml/2006/main" noChangeAspect="1"/>
             </wp:cNvGraphicFramePr>
@@ -778,11 +1952,11 @@
               <a:graphicData uri="http://schemas.openxmlformats.org/drawingml/2006/picture">
                 <pic:pic xmlns:pic="http://schemas.openxmlformats.org/drawingml/2006/picture">
                   <pic:nvPicPr>
-                    <pic:cNvPr id="1929454368" name=""/>
+                    <pic:cNvPr id="820633407" name=""/>
                     <pic:cNvPicPr/>
                   </pic:nvPicPr>
                   <pic:blipFill>
-                    <a:blip r:embed="rId23"/>
+                    <a:blip r:embed="rId30"/>
                     <a:stretch>
                       <a:fillRect/>
                     </a:stretch>
@@ -790,7 +1964,7 @@
                   <pic:spPr>
                     <a:xfrm>
                       <a:off x="0" y="0"/>
-                      <a:ext cx="5612130" cy="5193665"/>
+                      <a:ext cx="4177294" cy="2201440"/>
                     </a:xfrm>
                     <a:prstGeom prst="rect">
                       <a:avLst/>
@@ -802,16 +1976,21 @@
           </wp:inline>
         </w:drawing>
       </w:r>
-    </w:p>
-    <w:p/>
-    <w:p>
-      <w:r>
-        <w:lastRenderedPageBreak/>
+      <w:r>
+        <w:rPr>
+          <w:noProof/>
+        </w:rPr>
+        <w:t xml:space="preserve"> </w:t>
+      </w:r>
+      <w:r>
+        <w:rPr>
+          <w:noProof/>
+        </w:rPr>
         <w:drawing>
-          <wp:inline distT="0" distB="0" distL="0" distR="0" wp14:anchorId="51C59E9E" wp14:editId="2305B642">
-            <wp:extent cx="5612130" cy="5255260"/>
-            <wp:effectExtent l="0" t="0" r="7620" b="2540"/>
-            <wp:docPr id="833378551" name="Imagen 1"/>
+          <wp:inline distT="0" distB="0" distL="0" distR="0" wp14:anchorId="38838B50" wp14:editId="1983FB57">
+            <wp:extent cx="4133850" cy="2271489"/>
+            <wp:effectExtent l="0" t="0" r="0" b="0"/>
+            <wp:docPr id="849137107" name="Imagen 1"/>
             <wp:cNvGraphicFramePr>
               <a:graphicFrameLocks xmlns:a="http://schemas.openxmlformats.org/drawingml/2006/main" noChangeAspect="1"/>
             </wp:cNvGraphicFramePr>
@@ -819,11 +1998,11 @@
               <a:graphicData uri="http://schemas.openxmlformats.org/drawingml/2006/picture">
                 <pic:pic xmlns:pic="http://schemas.openxmlformats.org/drawingml/2006/picture">
                   <pic:nvPicPr>
-                    <pic:cNvPr id="833378551" name=""/>
+                    <pic:cNvPr id="849137107" name=""/>
                     <pic:cNvPicPr/>
                   </pic:nvPicPr>
                   <pic:blipFill>
-                    <a:blip r:embed="rId24"/>
+                    <a:blip r:embed="rId31"/>
                     <a:stretch>
                       <a:fillRect/>
                     </a:stretch>
@@ -831,7 +2010,7 @@
                   <pic:spPr>
                     <a:xfrm>
                       <a:off x="0" y="0"/>
-                      <a:ext cx="5612130" cy="5255260"/>
+                      <a:ext cx="4154374" cy="2282766"/>
                     </a:xfrm>
                     <a:prstGeom prst="rect">
                       <a:avLst/>
@@ -843,17 +2022,59 @@
           </wp:inline>
         </w:drawing>
       </w:r>
-    </w:p>
-    <w:p/>
-    <w:p/>
-    <w:p>
-      <w:r>
+      <w:r>
+        <w:rPr>
+          <w:noProof/>
+        </w:rPr>
+        <w:t xml:space="preserve"> </w:t>
+      </w:r>
+    </w:p>
+    <w:p>
+      <w:pPr>
+        <w:pStyle w:val="Prrafodelista"/>
+        <w:numPr>
+          <w:ilvl w:val="0"/>
+          <w:numId w:val="1"/>
+        </w:numPr>
+        <w:rPr>
+          <w:noProof/>
+        </w:rPr>
+      </w:pPr>
+      <w:r>
+        <w:rPr>
+          <w:noProof/>
+        </w:rPr>
         <w:lastRenderedPageBreak/>
+        <w:t>El router</w:t>
+      </w:r>
+      <w:r>
+        <w:rPr>
+          <w:noProof/>
+        </w:rPr>
+        <w:t xml:space="preserve"> desencapsula el paquete, revisa la tabla y lo vuelve a encapsular para la nueva red.</w:t>
+      </w:r>
+      <w:r>
+        <w:rPr>
+          <w:noProof/>
+        </w:rPr>
+        <w:t xml:space="preserve"> revisa sus tablas de capa 3 de ruteo y envia el paquete al puerto donde se registro la IP del destino</w:t>
+      </w:r>
+    </w:p>
+    <w:p>
+      <w:pPr>
+        <w:rPr>
+          <w:noProof/>
+        </w:rPr>
+      </w:pPr>
+      <w:r>
+        <w:rPr>
+          <w:noProof/>
+        </w:rPr>
         <w:drawing>
-          <wp:inline distT="0" distB="0" distL="0" distR="0" wp14:anchorId="599CBC0D" wp14:editId="12148EB6">
-            <wp:extent cx="5612130" cy="5468620"/>
-            <wp:effectExtent l="0" t="0" r="7620" b="0"/>
-            <wp:docPr id="558042099" name="Imagen 1"/>
+          <wp:inline distT="0" distB="0" distL="0" distR="0" wp14:anchorId="19F8E7B0" wp14:editId="40441880">
+            <wp:extent cx="4392462" cy="2273300"/>
+            <wp:effectExtent l="0" t="0" r="8255" b="0"/>
+            <wp:docPr id="189089762" name="Imagen 1"/>
             <wp:cNvGraphicFramePr>
               <a:graphicFrameLocks xmlns:a="http://schemas.openxmlformats.org/drawingml/2006/main" noChangeAspect="1"/>
             </wp:cNvGraphicFramePr>
@@ -861,11 +2082,11 @@
               <a:graphicData uri="http://schemas.openxmlformats.org/drawingml/2006/picture">
                 <pic:pic xmlns:pic="http://schemas.openxmlformats.org/drawingml/2006/picture">
                   <pic:nvPicPr>
-                    <pic:cNvPr id="558042099" name=""/>
+                    <pic:cNvPr id="189089762" name=""/>
                     <pic:cNvPicPr/>
                   </pic:nvPicPr>
                   <pic:blipFill>
-                    <a:blip r:embed="rId25"/>
+                    <a:blip r:embed="rId32"/>
                     <a:stretch>
                       <a:fillRect/>
                     </a:stretch>
@@ -873,7 +2094,7 @@
                   <pic:spPr>
                     <a:xfrm>
                       <a:off x="0" y="0"/>
-                      <a:ext cx="5612130" cy="5468620"/>
+                      <a:ext cx="4396880" cy="2275587"/>
                     </a:xfrm>
                     <a:prstGeom prst="rect">
                       <a:avLst/>
@@ -885,16 +2106,616 @@
           </wp:inline>
         </w:drawing>
       </w:r>
-    </w:p>
+      <w:r>
+        <w:rPr>
+          <w:noProof/>
+        </w:rPr>
+        <w:t xml:space="preserve"> </w:t>
+      </w:r>
+    </w:p>
+    <w:p>
+      <w:pPr>
+        <w:pStyle w:val="Prrafodelista"/>
+        <w:numPr>
+          <w:ilvl w:val="0"/>
+          <w:numId w:val="1"/>
+        </w:numPr>
+        <w:rPr>
+          <w:noProof/>
+        </w:rPr>
+      </w:pPr>
+      <w:r>
+        <w:rPr>
+          <w:noProof/>
+        </w:rPr>
+        <w:t xml:space="preserve">El Switch recibe </w:t>
+      </w:r>
+      <w:r>
+        <w:rPr>
+          <w:noProof/>
+        </w:rPr>
+        <w:t xml:space="preserve">el paquete en capa 2 y lo envía revisando el destino por medio de su tabla </w:t>
+      </w:r>
+      <w:r>
+        <w:rPr>
+          <w:noProof/>
+        </w:rPr>
+        <w:t xml:space="preserve"> de CAM (registro de MAC conectadas) </w:t>
+      </w:r>
+      <w:r>
+        <w:rPr>
+          <w:noProof/>
+        </w:rPr>
+        <w:t xml:space="preserve">registrada </w:t>
+      </w:r>
+    </w:p>
+    <w:p>
+      <w:pPr>
+        <w:rPr>
+          <w:noProof/>
+        </w:rPr>
+      </w:pPr>
+      <w:r>
+        <w:rPr>
+          <w:noProof/>
+        </w:rPr>
+        <w:drawing>
+          <wp:inline distT="0" distB="0" distL="0" distR="0" wp14:anchorId="15981256" wp14:editId="6F071138">
+            <wp:extent cx="4425950" cy="2339457"/>
+            <wp:effectExtent l="0" t="0" r="0" b="3810"/>
+            <wp:docPr id="443512245" name="Imagen 1"/>
+            <wp:cNvGraphicFramePr>
+              <a:graphicFrameLocks xmlns:a="http://schemas.openxmlformats.org/drawingml/2006/main" noChangeAspect="1"/>
+            </wp:cNvGraphicFramePr>
+            <a:graphic xmlns:a="http://schemas.openxmlformats.org/drawingml/2006/main">
+              <a:graphicData uri="http://schemas.openxmlformats.org/drawingml/2006/picture">
+                <pic:pic xmlns:pic="http://schemas.openxmlformats.org/drawingml/2006/picture">
+                  <pic:nvPicPr>
+                    <pic:cNvPr id="443512245" name=""/>
+                    <pic:cNvPicPr/>
+                  </pic:nvPicPr>
+                  <pic:blipFill>
+                    <a:blip r:embed="rId33"/>
+                    <a:stretch>
+                      <a:fillRect/>
+                    </a:stretch>
+                  </pic:blipFill>
+                  <pic:spPr>
+                    <a:xfrm>
+                      <a:off x="0" y="0"/>
+                      <a:ext cx="4431166" cy="2342214"/>
+                    </a:xfrm>
+                    <a:prstGeom prst="rect">
+                      <a:avLst/>
+                    </a:prstGeom>
+                  </pic:spPr>
+                </pic:pic>
+              </a:graphicData>
+            </a:graphic>
+          </wp:inline>
+        </w:drawing>
+      </w:r>
+      <w:r>
+        <w:rPr>
+          <w:noProof/>
+        </w:rPr>
+        <w:t xml:space="preserve"> </w:t>
+      </w:r>
+    </w:p>
+    <w:p>
+      <w:pPr>
+        <w:rPr>
+          <w:noProof/>
+        </w:rPr>
+      </w:pPr>
+    </w:p>
+    <w:p>
+      <w:pPr>
+        <w:rPr>
+          <w:noProof/>
+        </w:rPr>
+      </w:pPr>
+    </w:p>
+    <w:p>
+      <w:pPr>
+        <w:rPr>
+          <w:noProof/>
+        </w:rPr>
+      </w:pPr>
+    </w:p>
+    <w:p>
+      <w:pPr>
+        <w:rPr>
+          <w:noProof/>
+        </w:rPr>
+      </w:pPr>
+    </w:p>
+    <w:p>
+      <w:pPr>
+        <w:rPr>
+          <w:noProof/>
+        </w:rPr>
+      </w:pPr>
+    </w:p>
+    <w:p>
+      <w:pPr>
+        <w:rPr>
+          <w:noProof/>
+        </w:rPr>
+      </w:pPr>
+    </w:p>
+    <w:p>
+      <w:pPr>
+        <w:rPr>
+          <w:noProof/>
+        </w:rPr>
+      </w:pPr>
+    </w:p>
+    <w:p>
+      <w:pPr>
+        <w:rPr>
+          <w:noProof/>
+        </w:rPr>
+      </w:pPr>
+      <w:r>
+        <w:rPr>
+          <w:noProof/>
+        </w:rPr>
+        <w:t xml:space="preserve"> </w:t>
+      </w:r>
+    </w:p>
+    <w:p>
+      <w:pPr>
+        <w:pStyle w:val="Prrafodelista"/>
+        <w:numPr>
+          <w:ilvl w:val="0"/>
+          <w:numId w:val="1"/>
+        </w:numPr>
+      </w:pPr>
+      <w:r>
+        <w:rPr>
+          <w:noProof/>
+        </w:rPr>
+        <w:lastRenderedPageBreak/>
+        <w:t>El destino recibe el paquete y envia una respuesta indicando que el paquete fue recibido exitosamente, el cual sigue la misma ruta antes mencionada.</w:t>
+      </w:r>
+      <w:r>
+        <w:rPr>
+          <w:i/>
+          <w:iCs/>
+        </w:rPr>
+        <w:t xml:space="preserve"> </w:t>
+      </w:r>
+      <w:r>
+        <w:rPr>
+          <w:i/>
+          <w:iCs/>
+          <w:noProof/>
+        </w:rPr>
+        <w:t>ICMP Echo Reply</w:t>
+      </w:r>
+    </w:p>
+    <w:p>
+      <w:r>
+        <w:rPr>
+          <w:noProof/>
+        </w:rPr>
+        <w:drawing>
+          <wp:inline distT="0" distB="0" distL="0" distR="0" wp14:anchorId="106BF7D1" wp14:editId="32D157BE">
+            <wp:extent cx="4098290" cy="2267451"/>
+            <wp:effectExtent l="0" t="0" r="0" b="0"/>
+            <wp:docPr id="1809240736" name="Imagen 1"/>
+            <wp:cNvGraphicFramePr>
+              <a:graphicFrameLocks xmlns:a="http://schemas.openxmlformats.org/drawingml/2006/main" noChangeAspect="1"/>
+            </wp:cNvGraphicFramePr>
+            <a:graphic xmlns:a="http://schemas.openxmlformats.org/drawingml/2006/main">
+              <a:graphicData uri="http://schemas.openxmlformats.org/drawingml/2006/picture">
+                <pic:pic xmlns:pic="http://schemas.openxmlformats.org/drawingml/2006/picture">
+                  <pic:nvPicPr>
+                    <pic:cNvPr id="1809240736" name=""/>
+                    <pic:cNvPicPr/>
+                  </pic:nvPicPr>
+                  <pic:blipFill>
+                    <a:blip r:embed="rId34"/>
+                    <a:stretch>
+                      <a:fillRect/>
+                    </a:stretch>
+                  </pic:blipFill>
+                  <pic:spPr>
+                    <a:xfrm>
+                      <a:off x="0" y="0"/>
+                      <a:ext cx="4108051" cy="2272851"/>
+                    </a:xfrm>
+                    <a:prstGeom prst="rect">
+                      <a:avLst/>
+                    </a:prstGeom>
+                  </pic:spPr>
+                </pic:pic>
+              </a:graphicData>
+            </a:graphic>
+          </wp:inline>
+        </w:drawing>
+      </w:r>
+      <w:r>
+        <w:rPr>
+          <w:noProof/>
+        </w:rPr>
+        <w:t xml:space="preserve"> </w:t>
+      </w:r>
+    </w:p>
+    <w:p>
+      <w:r>
+        <w:rPr>
+          <w:noProof/>
+        </w:rPr>
+        <w:drawing>
+          <wp:inline distT="0" distB="0" distL="0" distR="0" wp14:anchorId="395B7AFB" wp14:editId="50E6E089">
+            <wp:extent cx="4098290" cy="2057400"/>
+            <wp:effectExtent l="0" t="0" r="0" b="0"/>
+            <wp:docPr id="1050170458" name="Imagen 1"/>
+            <wp:cNvGraphicFramePr>
+              <a:graphicFrameLocks xmlns:a="http://schemas.openxmlformats.org/drawingml/2006/main" noChangeAspect="1"/>
+            </wp:cNvGraphicFramePr>
+            <a:graphic xmlns:a="http://schemas.openxmlformats.org/drawingml/2006/main">
+              <a:graphicData uri="http://schemas.openxmlformats.org/drawingml/2006/picture">
+                <pic:pic xmlns:pic="http://schemas.openxmlformats.org/drawingml/2006/picture">
+                  <pic:nvPicPr>
+                    <pic:cNvPr id="1050170458" name=""/>
+                    <pic:cNvPicPr/>
+                  </pic:nvPicPr>
+                  <pic:blipFill rotWithShape="1">
+                    <a:blip r:embed="rId35"/>
+                    <a:srcRect b="8464"/>
+                    <a:stretch>
+                      <a:fillRect/>
+                    </a:stretch>
+                  </pic:blipFill>
+                  <pic:spPr bwMode="auto">
+                    <a:xfrm>
+                      <a:off x="0" y="0"/>
+                      <a:ext cx="4099666" cy="2058091"/>
+                    </a:xfrm>
+                    <a:prstGeom prst="rect">
+                      <a:avLst/>
+                    </a:prstGeom>
+                    <a:ln>
+                      <a:noFill/>
+                    </a:ln>
+                    <a:extLst>
+                      <a:ext uri="{53640926-AAD7-44D8-BBD7-CCE9431645EC}">
+                        <a14:shadowObscured xmlns:a14="http://schemas.microsoft.com/office/drawing/2010/main"/>
+                      </a:ext>
+                    </a:extLst>
+                  </pic:spPr>
+                </pic:pic>
+              </a:graphicData>
+            </a:graphic>
+          </wp:inline>
+        </w:drawing>
+      </w:r>
+      <w:r>
+        <w:rPr>
+          <w:noProof/>
+        </w:rPr>
+        <w:t xml:space="preserve"> </w:t>
+      </w:r>
+    </w:p>
+    <w:p>
+      <w:r>
+        <w:rPr>
+          <w:noProof/>
+        </w:rPr>
+        <w:drawing>
+          <wp:inline distT="0" distB="0" distL="0" distR="0" wp14:anchorId="7D3C9901" wp14:editId="6591D968">
+            <wp:extent cx="4098290" cy="2223100"/>
+            <wp:effectExtent l="0" t="0" r="0" b="6350"/>
+            <wp:docPr id="992254866" name="Imagen 1"/>
+            <wp:cNvGraphicFramePr>
+              <a:graphicFrameLocks xmlns:a="http://schemas.openxmlformats.org/drawingml/2006/main" noChangeAspect="1"/>
+            </wp:cNvGraphicFramePr>
+            <a:graphic xmlns:a="http://schemas.openxmlformats.org/drawingml/2006/main">
+              <a:graphicData uri="http://schemas.openxmlformats.org/drawingml/2006/picture">
+                <pic:pic xmlns:pic="http://schemas.openxmlformats.org/drawingml/2006/picture">
+                  <pic:nvPicPr>
+                    <pic:cNvPr id="992254866" name=""/>
+                    <pic:cNvPicPr/>
+                  </pic:nvPicPr>
+                  <pic:blipFill>
+                    <a:blip r:embed="rId36"/>
+                    <a:stretch>
+                      <a:fillRect/>
+                    </a:stretch>
+                  </pic:blipFill>
+                  <pic:spPr>
+                    <a:xfrm>
+                      <a:off x="0" y="0"/>
+                      <a:ext cx="4113689" cy="2231453"/>
+                    </a:xfrm>
+                    <a:prstGeom prst="rect">
+                      <a:avLst/>
+                    </a:prstGeom>
+                  </pic:spPr>
+                </pic:pic>
+              </a:graphicData>
+            </a:graphic>
+          </wp:inline>
+        </w:drawing>
+      </w:r>
+    </w:p>
+    <w:p/>
+    <w:p/>
+    <w:p/>
+    <w:p>
+      <w:pPr>
+        <w:rPr>
+          <w:b/>
+          <w:bCs/>
+        </w:rPr>
+      </w:pPr>
+      <w:r>
+        <w:rPr>
+          <w:b/>
+          <w:bCs/>
+        </w:rPr>
+        <w:lastRenderedPageBreak/>
+        <w:t>Prueba desde el CMD</w:t>
+      </w:r>
+    </w:p>
+    <w:p>
+      <w:r>
+        <w:t xml:space="preserve">Se realiza un ping desde la maquina con IP 10.0.0.11 hacia las 3 redes conectadas al </w:t>
+      </w:r>
+      <w:proofErr w:type="spellStart"/>
+      <w:r>
+        <w:t>router</w:t>
+      </w:r>
+      <w:proofErr w:type="spellEnd"/>
+    </w:p>
+    <w:p>
+      <w:r>
+        <w:drawing>
+          <wp:inline distT="0" distB="0" distL="0" distR="0" wp14:anchorId="214F7493" wp14:editId="3D879B71">
+            <wp:extent cx="3807891" cy="3895107"/>
+            <wp:effectExtent l="0" t="0" r="2540" b="0"/>
+            <wp:docPr id="38082068" name="Imagen 1"/>
+            <wp:cNvGraphicFramePr>
+              <a:graphicFrameLocks xmlns:a="http://schemas.openxmlformats.org/drawingml/2006/main" noChangeAspect="1"/>
+            </wp:cNvGraphicFramePr>
+            <a:graphic xmlns:a="http://schemas.openxmlformats.org/drawingml/2006/main">
+              <a:graphicData uri="http://schemas.openxmlformats.org/drawingml/2006/picture">
+                <pic:pic xmlns:pic="http://schemas.openxmlformats.org/drawingml/2006/picture">
+                  <pic:nvPicPr>
+                    <pic:cNvPr id="38082068" name=""/>
+                    <pic:cNvPicPr/>
+                  </pic:nvPicPr>
+                  <pic:blipFill>
+                    <a:blip r:embed="rId37"/>
+                    <a:stretch>
+                      <a:fillRect/>
+                    </a:stretch>
+                  </pic:blipFill>
+                  <pic:spPr>
+                    <a:xfrm>
+                      <a:off x="0" y="0"/>
+                      <a:ext cx="3809846" cy="3897107"/>
+                    </a:xfrm>
+                    <a:prstGeom prst="rect">
+                      <a:avLst/>
+                    </a:prstGeom>
+                  </pic:spPr>
+                </pic:pic>
+              </a:graphicData>
+            </a:graphic>
+          </wp:inline>
+        </w:drawing>
+      </w:r>
+    </w:p>
+    <w:p>
+      <w:pPr>
+        <w:rPr>
+          <w:b/>
+          <w:bCs/>
+        </w:rPr>
+      </w:pPr>
+      <w:r>
+        <w:rPr>
+          <w:b/>
+          <w:bCs/>
+        </w:rPr>
+        <w:drawing>
+          <wp:inline distT="0" distB="0" distL="0" distR="0" wp14:anchorId="67A2FAD2" wp14:editId="081BDDC8">
+            <wp:extent cx="6043930" cy="2863215"/>
+            <wp:effectExtent l="0" t="0" r="0" b="0"/>
+            <wp:docPr id="1157195800" name="Imagen 1"/>
+            <wp:cNvGraphicFramePr>
+              <a:graphicFrameLocks xmlns:a="http://schemas.openxmlformats.org/drawingml/2006/main" noChangeAspect="1"/>
+            </wp:cNvGraphicFramePr>
+            <a:graphic xmlns:a="http://schemas.openxmlformats.org/drawingml/2006/main">
+              <a:graphicData uri="http://schemas.openxmlformats.org/drawingml/2006/picture">
+                <pic:pic xmlns:pic="http://schemas.openxmlformats.org/drawingml/2006/picture">
+                  <pic:nvPicPr>
+                    <pic:cNvPr id="1157195800" name=""/>
+                    <pic:cNvPicPr/>
+                  </pic:nvPicPr>
+                  <pic:blipFill>
+                    <a:blip r:embed="rId38"/>
+                    <a:stretch>
+                      <a:fillRect/>
+                    </a:stretch>
+                  </pic:blipFill>
+                  <pic:spPr>
+                    <a:xfrm>
+                      <a:off x="0" y="0"/>
+                      <a:ext cx="6043930" cy="2863215"/>
+                    </a:xfrm>
+                    <a:prstGeom prst="rect">
+                      <a:avLst/>
+                    </a:prstGeom>
+                  </pic:spPr>
+                </pic:pic>
+              </a:graphicData>
+            </a:graphic>
+          </wp:inline>
+        </w:drawing>
+      </w:r>
+    </w:p>
+    <w:p/>
     <w:p/>
     <w:sectPr>
       <w:pgSz w:w="12240" w:h="15840"/>
-      <w:pgMar w:top="1417" w:right="1701" w:bottom="1417" w:left="1701" w:header="708" w:footer="708" w:gutter="0"/>
+      <w:pgMar w:top="1361" w:right="1361" w:bottom="1361" w:left="1361" w:header="708" w:footer="708" w:gutter="0"/>
       <w:cols w:space="708"/>
       <w:docGrid w:linePitch="360"/>
     </w:sectPr>
   </w:body>
 </w:document>
+</file>
+
+<file path=word/endnotes.xml><?xml version="1.0" encoding="utf-8"?>
+<w:endnotes xmlns:wpc="http://schemas.microsoft.com/office/word/2010/wordprocessingCanvas" xmlns:cx="http://schemas.microsoft.com/office/drawing/2014/chartex" xmlns:cx1="http://schemas.microsoft.com/office/drawing/2015/9/8/chartex" xmlns:cx2="http://schemas.microsoft.com/office/drawing/2015/10/21/chartex" xmlns:cx3="http://schemas.microsoft.com/office/drawing/2016/5/9/chartex" xmlns:cx4="http://schemas.microsoft.com/office/drawing/2016/5/10/chartex" xmlns:cx5="http://schemas.microsoft.com/office/drawing/2016/5/11/chartex" xmlns:cx6="http://schemas.microsoft.com/office/drawing/2016/5/12/chartex" xmlns:cx7="http://schemas.microsoft.com/office/drawing/2016/5/13/chartex" xmlns:cx8="http://schemas.microsoft.com/office/drawing/2016/5/14/chartex" xmlns:mc="http://schemas.openxmlformats.org/markup-compatibility/2006" xmlns:aink="http://schemas.microsoft.com/office/drawing/2016/ink" xmlns:am3d="http://schemas.microsoft.com/office/drawing/2017/model3d" xmlns:o="urn:schemas-microsoft-com:office:office" xmlns:oel="http://schemas.microsoft.com/office/2019/extlst" xmlns:r="http://schemas.openxmlformats.org/officeDocument/2006/relationships" xmlns:m="http://schemas.openxmlformats.org/officeDocument/2006/math" xmlns:v="urn:schemas-microsoft-com:vml" xmlns:wp14="http://schemas.microsoft.com/office/word/2010/wordprocessingDrawing" xmlns:wp="http://schemas.openxmlformats.org/drawingml/2006/wordprocessingDrawing" xmlns:w10="urn:schemas-microsoft-com:office:word" xmlns:w="http://schemas.openxmlformats.org/wordprocessingml/2006/main" xmlns:w14="http://schemas.microsoft.com/office/word/2010/wordml" xmlns:w15="http://schemas.microsoft.com/office/word/2012/wordml" xmlns:w16cex="http://schemas.microsoft.com/office/word/2018/wordml/cex" xmlns:w16cid="http://schemas.microsoft.com/office/word/2016/wordml/cid" xmlns:w16="http://schemas.microsoft.com/office/word/2018/wordml" xmlns:w16du="http://schemas.microsoft.com/office/word/2023/wordml/word16du" xmlns:w16sdtdh="http://schemas.microsoft.com/office/word/2020/wordml/sdtdatahash" xmlns:w16sdtfl="http://schemas.microsoft.com/office/word/2024/wordml/sdtformatlock" xmlns:w16se="http://schemas.microsoft.com/office/word/2015/wordml/symex" xmlns:wpg="http://schemas.microsoft.com/office/word/2010/wordprocessingGroup" xmlns:wpi="http://schemas.microsoft.com/office/word/2010/wordprocessingInk" xmlns:wne="http://schemas.microsoft.com/office/word/2006/wordml" xmlns:wps="http://schemas.microsoft.com/office/word/2010/wordprocessingShape" mc:Ignorable="w14 w15 w16se w16cid w16 w16cex w16sdtdh w16sdtfl w16du wp14">
+  <w:endnote w:type="separator" w:id="-1">
+    <w:p>
+      <w:pPr>
+        <w:spacing w:after="0" w:line="240" w:lineRule="auto"/>
+      </w:pPr>
+      <w:r>
+        <w:separator/>
+      </w:r>
+    </w:p>
+  </w:endnote>
+  <w:endnote w:type="continuationSeparator" w:id="0">
+    <w:p>
+      <w:pPr>
+        <w:spacing w:after="0" w:line="240" w:lineRule="auto"/>
+      </w:pPr>
+      <w:r>
+        <w:continuationSeparator/>
+      </w:r>
+    </w:p>
+  </w:endnote>
+</w:endnotes>
+</file>
+
+<file path=word/footnotes.xml><?xml version="1.0" encoding="utf-8"?>
+<w:footnotes xmlns:wpc="http://schemas.microsoft.com/office/word/2010/wordprocessingCanvas" xmlns:cx="http://schemas.microsoft.com/office/drawing/2014/chartex" xmlns:cx1="http://schemas.microsoft.com/office/drawing/2015/9/8/chartex" xmlns:cx2="http://schemas.microsoft.com/office/drawing/2015/10/21/chartex" xmlns:cx3="http://schemas.microsoft.com/office/drawing/2016/5/9/chartex" xmlns:cx4="http://schemas.microsoft.com/office/drawing/2016/5/10/chartex" xmlns:cx5="http://schemas.microsoft.com/office/drawing/2016/5/11/chartex" xmlns:cx6="http://schemas.microsoft.com/office/drawing/2016/5/12/chartex" xmlns:cx7="http://schemas.microsoft.com/office/drawing/2016/5/13/chartex" xmlns:cx8="http://schemas.microsoft.com/office/drawing/2016/5/14/chartex" xmlns:mc="http://schemas.openxmlformats.org/markup-compatibility/2006" xmlns:aink="http://schemas.microsoft.com/office/drawing/2016/ink" xmlns:am3d="http://schemas.microsoft.com/office/drawing/2017/model3d" xmlns:o="urn:schemas-microsoft-com:office:office" xmlns:oel="http://schemas.microsoft.com/office/2019/extlst" xmlns:r="http://schemas.openxmlformats.org/officeDocument/2006/relationships" xmlns:m="http://schemas.openxmlformats.org/officeDocument/2006/math" xmlns:v="urn:schemas-microsoft-com:vml" xmlns:wp14="http://schemas.microsoft.com/office/word/2010/wordprocessingDrawing" xmlns:wp="http://schemas.openxmlformats.org/drawingml/2006/wordprocessingDrawing" xmlns:w10="urn:schemas-microsoft-com:office:word" xmlns:w="http://schemas.openxmlformats.org/wordprocessingml/2006/main" xmlns:w14="http://schemas.microsoft.com/office/word/2010/wordml" xmlns:w15="http://schemas.microsoft.com/office/word/2012/wordml" xmlns:w16cex="http://schemas.microsoft.com/office/word/2018/wordml/cex" xmlns:w16cid="http://schemas.microsoft.com/office/word/2016/wordml/cid" xmlns:w16="http://schemas.microsoft.com/office/word/2018/wordml" xmlns:w16du="http://schemas.microsoft.com/office/word/2023/wordml/word16du" xmlns:w16sdtdh="http://schemas.microsoft.com/office/word/2020/wordml/sdtdatahash" xmlns:w16sdtfl="http://schemas.microsoft.com/office/word/2024/wordml/sdtformatlock" xmlns:w16se="http://schemas.microsoft.com/office/word/2015/wordml/symex" xmlns:wpg="http://schemas.microsoft.com/office/word/2010/wordprocessingGroup" xmlns:wpi="http://schemas.microsoft.com/office/word/2010/wordprocessingInk" xmlns:wne="http://schemas.microsoft.com/office/word/2006/wordml" xmlns:wps="http://schemas.microsoft.com/office/word/2010/wordprocessingShape" mc:Ignorable="w14 w15 w16se w16cid w16 w16cex w16sdtdh w16sdtfl w16du wp14">
+  <w:footnote w:type="separator" w:id="-1">
+    <w:p>
+      <w:pPr>
+        <w:spacing w:after="0" w:line="240" w:lineRule="auto"/>
+      </w:pPr>
+      <w:r>
+        <w:separator/>
+      </w:r>
+    </w:p>
+  </w:footnote>
+  <w:footnote w:type="continuationSeparator" w:id="0">
+    <w:p>
+      <w:pPr>
+        <w:spacing w:after="0" w:line="240" w:lineRule="auto"/>
+      </w:pPr>
+      <w:r>
+        <w:continuationSeparator/>
+      </w:r>
+    </w:p>
+  </w:footnote>
+</w:footnotes>
+</file>
+
+<file path=word/numbering.xml><?xml version="1.0" encoding="utf-8"?>
+<w:numbering xmlns:wpc="http://schemas.microsoft.com/office/word/2010/wordprocessingCanvas" xmlns:cx="http://schemas.microsoft.com/office/drawing/2014/chartex" xmlns:cx1="http://schemas.microsoft.com/office/drawing/2015/9/8/chartex" xmlns:cx2="http://schemas.microsoft.com/office/drawing/2015/10/21/chartex" xmlns:cx3="http://schemas.microsoft.com/office/drawing/2016/5/9/chartex" xmlns:cx4="http://schemas.microsoft.com/office/drawing/2016/5/10/chartex" xmlns:cx5="http://schemas.microsoft.com/office/drawing/2016/5/11/chartex" xmlns:cx6="http://schemas.microsoft.com/office/drawing/2016/5/12/chartex" xmlns:cx7="http://schemas.microsoft.com/office/drawing/2016/5/13/chartex" xmlns:cx8="http://schemas.microsoft.com/office/drawing/2016/5/14/chartex" xmlns:mc="http://schemas.openxmlformats.org/markup-compatibility/2006" xmlns:aink="http://schemas.microsoft.com/office/drawing/2016/ink" xmlns:am3d="http://schemas.microsoft.com/office/drawing/2017/model3d" xmlns:o="urn:schemas-microsoft-com:office:office" xmlns:oel="http://schemas.microsoft.com/office/2019/extlst" xmlns:r="http://schemas.openxmlformats.org/officeDocument/2006/relationships" xmlns:m="http://schemas.openxmlformats.org/officeDocument/2006/math" xmlns:v="urn:schemas-microsoft-com:vml" xmlns:wp14="http://schemas.microsoft.com/office/word/2010/wordprocessingDrawing" xmlns:wp="http://schemas.openxmlformats.org/drawingml/2006/wordprocessingDrawing" xmlns:w10="urn:schemas-microsoft-com:office:word" xmlns:w="http://schemas.openxmlformats.org/wordprocessingml/2006/main" xmlns:w14="http://schemas.microsoft.com/office/word/2010/wordml" xmlns:w15="http://schemas.microsoft.com/office/word/2012/wordml" xmlns:w16cex="http://schemas.microsoft.com/office/word/2018/wordml/cex" xmlns:w16cid="http://schemas.microsoft.com/office/word/2016/wordml/cid" xmlns:w16="http://schemas.microsoft.com/office/word/2018/wordml" xmlns:w16du="http://schemas.microsoft.com/office/word/2023/wordml/word16du" xmlns:w16sdtdh="http://schemas.microsoft.com/office/word/2020/wordml/sdtdatahash" xmlns:w16sdtfl="http://schemas.microsoft.com/office/word/2024/wordml/sdtformatlock" xmlns:w16se="http://schemas.microsoft.com/office/word/2015/wordml/symex" xmlns:wpg="http://schemas.microsoft.com/office/word/2010/wordprocessingGroup" xmlns:wpi="http://schemas.microsoft.com/office/word/2010/wordprocessingInk" xmlns:wne="http://schemas.microsoft.com/office/word/2006/wordml" xmlns:wps="http://schemas.microsoft.com/office/word/2010/wordprocessingShape" mc:Ignorable="w14 w15 w16se w16cid w16 w16cex w16sdtdh w16sdtfl w16du wp14">
+  <w:abstractNum w:abstractNumId="0" w15:restartNumberingAfterBreak="0">
+    <w:nsid w:val="4A7E1B05"/>
+    <w:multiLevelType w:val="hybridMultilevel"/>
+    <w:tmpl w:val="941C838A"/>
+    <w:lvl w:ilvl="0" w:tplc="440A000F">
+      <w:start w:val="1"/>
+      <w:numFmt w:val="decimal"/>
+      <w:lvlText w:val="%1."/>
+      <w:lvlJc w:val="left"/>
+      <w:pPr>
+        <w:ind w:left="720" w:hanging="360"/>
+      </w:pPr>
+      <w:rPr>
+        <w:rFonts w:hint="default"/>
+      </w:rPr>
+    </w:lvl>
+    <w:lvl w:ilvl="1" w:tplc="440A0019" w:tentative="1">
+      <w:start w:val="1"/>
+      <w:numFmt w:val="lowerLetter"/>
+      <w:lvlText w:val="%2."/>
+      <w:lvlJc w:val="left"/>
+      <w:pPr>
+        <w:ind w:left="1440" w:hanging="360"/>
+      </w:pPr>
+    </w:lvl>
+    <w:lvl w:ilvl="2" w:tplc="440A001B" w:tentative="1">
+      <w:start w:val="1"/>
+      <w:numFmt w:val="lowerRoman"/>
+      <w:lvlText w:val="%3."/>
+      <w:lvlJc w:val="right"/>
+      <w:pPr>
+        <w:ind w:left="2160" w:hanging="180"/>
+      </w:pPr>
+    </w:lvl>
+    <w:lvl w:ilvl="3" w:tplc="440A000F" w:tentative="1">
+      <w:start w:val="1"/>
+      <w:numFmt w:val="decimal"/>
+      <w:lvlText w:val="%4."/>
+      <w:lvlJc w:val="left"/>
+      <w:pPr>
+        <w:ind w:left="2880" w:hanging="360"/>
+      </w:pPr>
+    </w:lvl>
+    <w:lvl w:ilvl="4" w:tplc="440A0019" w:tentative="1">
+      <w:start w:val="1"/>
+      <w:numFmt w:val="lowerLetter"/>
+      <w:lvlText w:val="%5."/>
+      <w:lvlJc w:val="left"/>
+      <w:pPr>
+        <w:ind w:left="3600" w:hanging="360"/>
+      </w:pPr>
+    </w:lvl>
+    <w:lvl w:ilvl="5" w:tplc="440A001B" w:tentative="1">
+      <w:start w:val="1"/>
+      <w:numFmt w:val="lowerRoman"/>
+      <w:lvlText w:val="%6."/>
+      <w:lvlJc w:val="right"/>
+      <w:pPr>
+        <w:ind w:left="4320" w:hanging="180"/>
+      </w:pPr>
+    </w:lvl>
+    <w:lvl w:ilvl="6" w:tplc="440A000F" w:tentative="1">
+      <w:start w:val="1"/>
+      <w:numFmt w:val="decimal"/>
+      <w:lvlText w:val="%7."/>
+      <w:lvlJc w:val="left"/>
+      <w:pPr>
+        <w:ind w:left="5040" w:hanging="360"/>
+      </w:pPr>
+    </w:lvl>
+    <w:lvl w:ilvl="7" w:tplc="440A0019" w:tentative="1">
+      <w:start w:val="1"/>
+      <w:numFmt w:val="lowerLetter"/>
+      <w:lvlText w:val="%8."/>
+      <w:lvlJc w:val="left"/>
+      <w:pPr>
+        <w:ind w:left="5760" w:hanging="360"/>
+      </w:pPr>
+    </w:lvl>
+    <w:lvl w:ilvl="8" w:tplc="440A001B" w:tentative="1">
+      <w:start w:val="1"/>
+      <w:numFmt w:val="lowerRoman"/>
+      <w:lvlText w:val="%9."/>
+      <w:lvlJc w:val="right"/>
+      <w:pPr>
+        <w:ind w:left="6480" w:hanging="180"/>
+      </w:pPr>
+    </w:lvl>
+  </w:abstractNum>
+  <w:num w:numId="1" w16cid:durableId="1593314549">
+    <w:abstractNumId w:val="0"/>
+  </w:num>
+</w:numbering>
 </file>
 
 <file path=word/styles.xml><?xml version="1.0" encoding="utf-8"?>
@@ -1502,7 +3323,6 @@
   <w:style w:type="character" w:default="1" w:styleId="Fuentedeprrafopredeter">
     <w:name w:val="Default Paragraph Font"/>
     <w:uiPriority w:val="1"/>
-    <w:semiHidden/>
     <w:unhideWhenUsed/>
   </w:style>
   <w:style w:type="table" w:default="1" w:styleId="Tablanormal">
@@ -1829,6 +3649,56 @@
       <w:spacing w:val="5"/>
     </w:rPr>
   </w:style>
+  <w:style w:type="paragraph" w:styleId="Encabezado">
+    <w:name w:val="header"/>
+    <w:basedOn w:val="Normal"/>
+    <w:link w:val="EncabezadoCar"/>
+    <w:uiPriority w:val="99"/>
+    <w:unhideWhenUsed/>
+    <w:rsid w:val="004277C9"/>
+    <w:pPr>
+      <w:tabs>
+        <w:tab w:val="center" w:pos="4419"/>
+        <w:tab w:val="right" w:pos="8838"/>
+      </w:tabs>
+      <w:spacing w:after="0" w:line="240" w:lineRule="auto"/>
+    </w:pPr>
+  </w:style>
+  <w:style w:type="character" w:customStyle="1" w:styleId="EncabezadoCar">
+    <w:name w:val="Encabezado Car"/>
+    <w:basedOn w:val="Fuentedeprrafopredeter"/>
+    <w:link w:val="Encabezado"/>
+    <w:uiPriority w:val="99"/>
+    <w:rsid w:val="004277C9"/>
+    <w:rPr>
+      <w:lang w:val="es-ES"/>
+    </w:rPr>
+  </w:style>
+  <w:style w:type="paragraph" w:styleId="Piedepgina">
+    <w:name w:val="footer"/>
+    <w:basedOn w:val="Normal"/>
+    <w:link w:val="PiedepginaCar"/>
+    <w:uiPriority w:val="99"/>
+    <w:unhideWhenUsed/>
+    <w:rsid w:val="004277C9"/>
+    <w:pPr>
+      <w:tabs>
+        <w:tab w:val="center" w:pos="4419"/>
+        <w:tab w:val="right" w:pos="8838"/>
+      </w:tabs>
+      <w:spacing w:after="0" w:line="240" w:lineRule="auto"/>
+    </w:pPr>
+  </w:style>
+  <w:style w:type="character" w:customStyle="1" w:styleId="PiedepginaCar">
+    <w:name w:val="Pie de página Car"/>
+    <w:basedOn w:val="Fuentedeprrafopredeter"/>
+    <w:link w:val="Piedepgina"/>
+    <w:uiPriority w:val="99"/>
+    <w:rsid w:val="004277C9"/>
+    <w:rPr>
+      <w:lang w:val="es-ES"/>
+    </w:rPr>
+  </w:style>
 </w:styles>
 </file>
 
